--- a/lapming/lapming 2.docx
+++ b/lapming/lapming 2.docx
@@ -86,18 +86,8 @@
                 <w:b/>
                 <w:bCs/>
               </w:rPr>
-              <w:t xml:space="preserve">Nama </w:t>
-            </w:r>
-            <w:proofErr w:type="spellStart"/>
-            <w:r>
-              <w:rPr>
-                <w:rFonts w:ascii="Arial" w:hAnsi="Arial" w:cs="Arial"/>
-                <w:b/>
-                <w:bCs/>
-              </w:rPr>
-              <w:t>Peserta</w:t>
-            </w:r>
-            <w:proofErr w:type="spellEnd"/>
+              <w:t>Nama Peserta</w:t>
+            </w:r>
           </w:p>
         </w:tc>
         <w:tc>
@@ -135,35 +125,7 @@
               <w:rPr>
                 <w:rFonts w:ascii="Arial" w:hAnsi="Arial" w:cs="Arial"/>
               </w:rPr>
-              <w:t xml:space="preserve">Bancar </w:t>
-            </w:r>
-            <w:proofErr w:type="spellStart"/>
-            <w:r>
-              <w:rPr>
-                <w:rFonts w:ascii="Arial" w:hAnsi="Arial" w:cs="Arial"/>
-              </w:rPr>
-              <w:t>Anggono</w:t>
-            </w:r>
-            <w:proofErr w:type="spellEnd"/>
-            <w:r>
-              <w:rPr>
-                <w:rFonts w:ascii="Arial" w:hAnsi="Arial" w:cs="Arial"/>
-              </w:rPr>
-              <w:t xml:space="preserve"> </w:t>
-            </w:r>
-            <w:proofErr w:type="spellStart"/>
-            <w:r>
-              <w:rPr>
-                <w:rFonts w:ascii="Arial" w:hAnsi="Arial" w:cs="Arial"/>
-              </w:rPr>
-              <w:t>Farros</w:t>
-            </w:r>
-            <w:proofErr w:type="spellEnd"/>
-            <w:r>
-              <w:rPr>
-                <w:rFonts w:ascii="Arial" w:hAnsi="Arial" w:cs="Arial"/>
-              </w:rPr>
-              <w:t xml:space="preserve"> Santosa</w:t>
+              <w:t>Bancar Anggono Farros Santosa</w:t>
             </w:r>
           </w:p>
         </w:tc>
@@ -266,18 +228,8 @@
                 <w:b/>
                 <w:bCs/>
               </w:rPr>
-              <w:t xml:space="preserve">Unit </w:t>
-            </w:r>
-            <w:proofErr w:type="spellStart"/>
-            <w:r>
-              <w:rPr>
-                <w:rFonts w:ascii="Arial" w:hAnsi="Arial" w:cs="Arial"/>
-                <w:b/>
-                <w:bCs/>
-              </w:rPr>
-              <w:t>Kerja</w:t>
-            </w:r>
-            <w:proofErr w:type="spellEnd"/>
+              <w:t>Unit Kerja</w:t>
+            </w:r>
           </w:p>
         </w:tc>
         <w:tc>
@@ -311,14 +263,12 @@
                 <w:rFonts w:ascii="Arial" w:hAnsi="Arial" w:cs="Arial"/>
               </w:rPr>
             </w:pPr>
-            <w:proofErr w:type="spellStart"/>
             <w:r>
               <w:rPr>
                 <w:rFonts w:ascii="Arial" w:hAnsi="Arial" w:cs="Arial"/>
               </w:rPr>
               <w:t>Disminpersau</w:t>
             </w:r>
-            <w:proofErr w:type="spellEnd"/>
           </w:p>
         </w:tc>
       </w:tr>
@@ -337,7 +287,6 @@
                 <w:bCs/>
               </w:rPr>
             </w:pPr>
-            <w:proofErr w:type="spellStart"/>
             <w:r>
               <w:rPr>
                 <w:rFonts w:ascii="Arial" w:hAnsi="Arial" w:cs="Arial"/>
@@ -346,7 +295,6 @@
               </w:rPr>
               <w:t>Jabatan</w:t>
             </w:r>
-            <w:proofErr w:type="spellEnd"/>
           </w:p>
         </w:tc>
         <w:tc>
@@ -384,30 +332,8 @@
               <w:rPr>
                 <w:rFonts w:ascii="Arial" w:hAnsi="Arial" w:cs="Arial"/>
               </w:rPr>
-              <w:t xml:space="preserve">Pranata </w:t>
-            </w:r>
-            <w:proofErr w:type="spellStart"/>
-            <w:r>
-              <w:rPr>
-                <w:rFonts w:ascii="Arial" w:hAnsi="Arial" w:cs="Arial"/>
-              </w:rPr>
-              <w:t>Komputer</w:t>
-            </w:r>
-            <w:proofErr w:type="spellEnd"/>
-            <w:r>
-              <w:rPr>
-                <w:rFonts w:ascii="Arial" w:hAnsi="Arial" w:cs="Arial"/>
-              </w:rPr>
-              <w:t xml:space="preserve"> </w:t>
-            </w:r>
-            <w:proofErr w:type="spellStart"/>
-            <w:r>
-              <w:rPr>
-                <w:rFonts w:ascii="Arial" w:hAnsi="Arial" w:cs="Arial"/>
-              </w:rPr>
-              <w:t>Terampil</w:t>
-            </w:r>
-            <w:proofErr w:type="spellEnd"/>
+              <w:t>Pranata Komputer Terampil</w:t>
+            </w:r>
           </w:p>
         </w:tc>
       </w:tr>
@@ -426,34 +352,14 @@
                 <w:bCs/>
               </w:rPr>
             </w:pPr>
-            <w:proofErr w:type="spellStart"/>
-            <w:r>
-              <w:rPr>
-                <w:rFonts w:ascii="Arial" w:hAnsi="Arial" w:cs="Arial"/>
-                <w:b/>
-                <w:bCs/>
-              </w:rPr>
-              <w:t>Rumusan</w:t>
-            </w:r>
-            <w:proofErr w:type="spellEnd"/>
-            <w:r>
-              <w:rPr>
-                <w:rFonts w:ascii="Arial" w:hAnsi="Arial" w:cs="Arial"/>
-                <w:b/>
-                <w:bCs/>
-              </w:rPr>
-              <w:t xml:space="preserve"> </w:t>
-            </w:r>
-            <w:proofErr w:type="spellStart"/>
-            <w:r>
-              <w:rPr>
-                <w:rFonts w:ascii="Arial" w:hAnsi="Arial" w:cs="Arial"/>
-                <w:b/>
-                <w:bCs/>
-              </w:rPr>
-              <w:t>Isu</w:t>
-            </w:r>
-            <w:proofErr w:type="spellEnd"/>
+            <w:r>
+              <w:rPr>
+                <w:rFonts w:ascii="Arial" w:hAnsi="Arial" w:cs="Arial"/>
+                <w:b/>
+                <w:bCs/>
+              </w:rPr>
+              <w:t>Rumusan Isu</w:t>
+            </w:r>
           </w:p>
         </w:tc>
         <w:tc>
@@ -548,34 +454,14 @@
                 <w:bCs/>
               </w:rPr>
             </w:pPr>
-            <w:proofErr w:type="spellStart"/>
-            <w:r>
-              <w:rPr>
-                <w:rFonts w:ascii="Arial" w:hAnsi="Arial" w:cs="Arial"/>
-                <w:b/>
-                <w:bCs/>
-              </w:rPr>
-              <w:t>Tanggal</w:t>
-            </w:r>
-            <w:proofErr w:type="spellEnd"/>
-            <w:r>
-              <w:rPr>
-                <w:rFonts w:ascii="Arial" w:hAnsi="Arial" w:cs="Arial"/>
-                <w:b/>
-                <w:bCs/>
-              </w:rPr>
-              <w:t xml:space="preserve"> </w:t>
-            </w:r>
-            <w:proofErr w:type="spellStart"/>
-            <w:r>
-              <w:rPr>
-                <w:rFonts w:ascii="Arial" w:hAnsi="Arial" w:cs="Arial"/>
-                <w:b/>
-                <w:bCs/>
-              </w:rPr>
-              <w:t>Pelaksanaan</w:t>
-            </w:r>
-            <w:proofErr w:type="spellEnd"/>
+            <w:r>
+              <w:rPr>
+                <w:rFonts w:ascii="Arial" w:hAnsi="Arial" w:cs="Arial"/>
+                <w:b/>
+                <w:bCs/>
+              </w:rPr>
+              <w:t>Tanggal Pelaksanaan</w:t>
+            </w:r>
           </w:p>
         </w:tc>
         <w:tc>
@@ -613,7 +499,31 @@
               <w:rPr>
                 <w:rFonts w:ascii="Arial" w:hAnsi="Arial" w:cs="Arial"/>
               </w:rPr>
-              <w:t>15 September 2025 – 20 September 2025</w:t>
+              <w:t>22</w:t>
+            </w:r>
+            <w:r>
+              <w:rPr>
+                <w:rFonts w:ascii="Arial" w:hAnsi="Arial" w:cs="Arial"/>
+              </w:rPr>
+              <w:t xml:space="preserve"> September 2025 – 2</w:t>
+            </w:r>
+            <w:r>
+              <w:rPr>
+                <w:rFonts w:ascii="Arial" w:hAnsi="Arial" w:cs="Arial"/>
+              </w:rPr>
+              <w:t>7</w:t>
+            </w:r>
+            <w:r>
+              <w:rPr>
+                <w:rFonts w:ascii="Arial" w:hAnsi="Arial" w:cs="Arial"/>
+              </w:rPr>
+              <w:t xml:space="preserve"> Sept</w:t>
+            </w:r>
+            <w:r>
+              <w:rPr>
+                <w:rFonts w:ascii="Arial" w:hAnsi="Arial" w:cs="Arial"/>
+              </w:rPr>
+              <w:t>ember 2025</w:t>
             </w:r>
           </w:p>
         </w:tc>
@@ -640,18 +550,8 @@
                 <w:bCs/>
               </w:rPr>
               <w:lastRenderedPageBreak/>
-              <w:t xml:space="preserve">Bukti-Bukti </w:t>
-            </w:r>
-            <w:proofErr w:type="spellStart"/>
-            <w:r>
-              <w:rPr>
-                <w:rFonts w:ascii="Arial" w:hAnsi="Arial" w:cs="Arial"/>
-                <w:b/>
-                <w:bCs/>
-              </w:rPr>
-              <w:t>Kegiatan</w:t>
-            </w:r>
-            <w:proofErr w:type="spellEnd"/>
+              <w:t>Bukti-Bukti Kegiatan</w:t>
+            </w:r>
           </w:p>
         </w:tc>
         <w:tc>
@@ -688,31 +588,13 @@
             </w:pPr>
             <w:r>
               <w:rPr>
-                <w:rFonts w:ascii="Arial" w:hAnsi="Arial" w:cs="Arial"/>
-              </w:rPr>
-              <w:t xml:space="preserve"> </w:t>
-            </w:r>
-            <w:r>
-              <w:rPr>
                 <w:noProof/>
               </w:rPr>
-              <w:t xml:space="preserve"> </w:t>
-            </w:r>
-            <w:r>
-              <w:rPr>
-                <w:rFonts w:ascii="Arial" w:hAnsi="Arial" w:cs="Arial"/>
-              </w:rPr>
-              <w:t xml:space="preserve">   </w:t>
-            </w:r>
-            <w:r>
-              <w:rPr>
-                <w:noProof/>
-              </w:rPr>
               <w:drawing>
-                <wp:inline distT="0" distB="0" distL="0" distR="0" wp14:anchorId="4CA9DE38" wp14:editId="0EA0C72D">
-                  <wp:extent cx="3055973" cy="1718902"/>
-                  <wp:effectExtent l="0" t="0" r="0" b="0"/>
-                  <wp:docPr id="920454238" name="Picture 1"/>
+                <wp:inline distT="0" distB="0" distL="0" distR="0" wp14:anchorId="433FC8C9" wp14:editId="01069D6B">
+                  <wp:extent cx="3540642" cy="2656071"/>
+                  <wp:effectExtent l="0" t="0" r="3175" b="0"/>
+                  <wp:docPr id="508721209" name="Picture 1"/>
                   <wp:cNvGraphicFramePr>
                     <a:graphicFrameLocks xmlns:a="http://schemas.openxmlformats.org/drawingml/2006/main" noChangeAspect="1"/>
                   </wp:cNvGraphicFramePr>
@@ -720,23 +602,36 @@
                     <a:graphicData uri="http://schemas.openxmlformats.org/drawingml/2006/picture">
                       <pic:pic xmlns:pic="http://schemas.openxmlformats.org/drawingml/2006/picture">
                         <pic:nvPicPr>
-                          <pic:cNvPr id="920454238" name=""/>
-                          <pic:cNvPicPr/>
+                          <pic:cNvPr id="0" name="Picture 1"/>
+                          <pic:cNvPicPr>
+                            <a:picLocks noChangeAspect="1" noChangeArrowheads="1"/>
+                          </pic:cNvPicPr>
                         </pic:nvPicPr>
                         <pic:blipFill>
-                          <a:blip r:embed="rId5"/>
+                          <a:blip r:embed="rId5" cstate="print">
+                            <a:extLst>
+                              <a:ext uri="{28A0092B-C50C-407E-A947-70E740481C1C}">
+                                <a14:useLocalDpi xmlns:a14="http://schemas.microsoft.com/office/drawing/2010/main" val="0"/>
+                              </a:ext>
+                            </a:extLst>
+                          </a:blip>
+                          <a:srcRect/>
                           <a:stretch>
                             <a:fillRect/>
                           </a:stretch>
                         </pic:blipFill>
-                        <pic:spPr>
+                        <pic:spPr bwMode="auto">
                           <a:xfrm>
                             <a:off x="0" y="0"/>
-                            <a:ext cx="3161954" cy="1778514"/>
+                            <a:ext cx="3571542" cy="2679251"/>
                           </a:xfrm>
                           <a:prstGeom prst="rect">
                             <a:avLst/>
                           </a:prstGeom>
+                          <a:noFill/>
+                          <a:ln>
+                            <a:noFill/>
+                          </a:ln>
                         </pic:spPr>
                       </pic:pic>
                     </a:graphicData>
@@ -755,10 +650,10 @@
                 <w:noProof/>
               </w:rPr>
               <w:drawing>
-                <wp:inline distT="0" distB="0" distL="0" distR="0" wp14:anchorId="1A85032E" wp14:editId="613DDB83">
-                  <wp:extent cx="2296924" cy="1723075"/>
-                  <wp:effectExtent l="0" t="0" r="8255" b="0"/>
-                  <wp:docPr id="1848531896" name="Picture 2"/>
+                <wp:inline distT="0" distB="0" distL="0" distR="0" wp14:anchorId="17DFBA99" wp14:editId="7D063348">
+                  <wp:extent cx="3519377" cy="2640117"/>
+                  <wp:effectExtent l="0" t="0" r="5080" b="8255"/>
+                  <wp:docPr id="192613895" name="Picture 6"/>
                   <wp:cNvGraphicFramePr>
                     <a:graphicFrameLocks xmlns:a="http://schemas.openxmlformats.org/drawingml/2006/main" noChangeAspect="1"/>
                   </wp:cNvGraphicFramePr>
@@ -766,7 +661,7 @@
                     <a:graphicData uri="http://schemas.openxmlformats.org/drawingml/2006/picture">
                       <pic:pic xmlns:pic="http://schemas.openxmlformats.org/drawingml/2006/picture">
                         <pic:nvPicPr>
-                          <pic:cNvPr id="0" name="Picture 10"/>
+                          <pic:cNvPr id="0" name="Picture 18"/>
                           <pic:cNvPicPr>
                             <a:picLocks noChangeAspect="1" noChangeArrowheads="1"/>
                           </pic:cNvPicPr>
@@ -787,7 +682,7 @@
                         <pic:spPr bwMode="auto">
                           <a:xfrm>
                             <a:off x="0" y="0"/>
-                            <a:ext cx="2334633" cy="1751363"/>
+                            <a:ext cx="3535388" cy="2652128"/>
                           </a:xfrm>
                           <a:prstGeom prst="rect">
                             <a:avLst/>
@@ -807,24 +702,17 @@
               <w:rPr>
                 <w:rFonts w:ascii="Arial" w:hAnsi="Arial" w:cs="Arial"/>
               </w:rPr>
-              <w:t xml:space="preserve">      </w:t>
-            </w:r>
-            <w:r>
-              <w:rPr>
-                <w:rFonts w:ascii="Arial" w:hAnsi="Arial" w:cs="Arial"/>
-              </w:rPr>
-              <w:br/>
-              <w:t xml:space="preserve">                                                 </w:t>
+              <w:t xml:space="preserve">     </w:t>
             </w:r>
             <w:r>
               <w:rPr>
                 <w:noProof/>
               </w:rPr>
               <w:drawing>
-                <wp:inline distT="0" distB="0" distL="0" distR="0" wp14:anchorId="0DD29B60" wp14:editId="3B4F0349">
-                  <wp:extent cx="2636940" cy="1978143"/>
-                  <wp:effectExtent l="0" t="0" r="0" b="3175"/>
-                  <wp:docPr id="1855438764" name="Picture 5"/>
+                <wp:inline distT="0" distB="0" distL="0" distR="0" wp14:anchorId="517541AE" wp14:editId="1A659285">
+                  <wp:extent cx="3498112" cy="2623075"/>
+                  <wp:effectExtent l="0" t="0" r="7620" b="6350"/>
+                  <wp:docPr id="1950251667" name="Picture 9"/>
                   <wp:cNvGraphicFramePr>
                     <a:graphicFrameLocks xmlns:a="http://schemas.openxmlformats.org/drawingml/2006/main" noChangeAspect="1"/>
                   </wp:cNvGraphicFramePr>
@@ -832,7 +720,7 @@
                     <a:graphicData uri="http://schemas.openxmlformats.org/drawingml/2006/picture">
                       <pic:pic xmlns:pic="http://schemas.openxmlformats.org/drawingml/2006/picture">
                         <pic:nvPicPr>
-                          <pic:cNvPr id="0" name="Picture 20"/>
+                          <pic:cNvPr id="0" name="Picture 27"/>
                           <pic:cNvPicPr>
                             <a:picLocks noChangeAspect="1" noChangeArrowheads="1"/>
                           </pic:cNvPicPr>
@@ -853,7 +741,7 @@
                         <pic:spPr bwMode="auto">
                           <a:xfrm>
                             <a:off x="0" y="0"/>
-                            <a:ext cx="2657854" cy="1993832"/>
+                            <a:ext cx="3539423" cy="2654052"/>
                           </a:xfrm>
                           <a:prstGeom prst="rect">
                             <a:avLst/>
@@ -890,13 +778,13 @@
         <w:tblLook w:val="04A0" w:firstRow="1" w:lastRow="0" w:firstColumn="1" w:lastColumn="0" w:noHBand="0" w:noVBand="1"/>
       </w:tblPr>
       <w:tblGrid>
-        <w:gridCol w:w="559"/>
-        <w:gridCol w:w="2821"/>
-        <w:gridCol w:w="2344"/>
-        <w:gridCol w:w="1930"/>
-        <w:gridCol w:w="3059"/>
-        <w:gridCol w:w="2694"/>
-        <w:gridCol w:w="2470"/>
+        <w:gridCol w:w="562"/>
+        <w:gridCol w:w="2977"/>
+        <w:gridCol w:w="2437"/>
+        <w:gridCol w:w="1993"/>
+        <w:gridCol w:w="2521"/>
+        <w:gridCol w:w="2835"/>
+        <w:gridCol w:w="2552"/>
       </w:tblGrid>
       <w:tr>
         <w:trPr>
@@ -942,7 +830,6 @@
                 <w:bCs/>
               </w:rPr>
             </w:pPr>
-            <w:proofErr w:type="spellStart"/>
             <w:r>
               <w:rPr>
                 <w:rFonts w:ascii="Arial" w:hAnsi="Arial" w:cs="Arial"/>
@@ -951,7 +838,6 @@
               </w:rPr>
               <w:t>Kegiatan</w:t>
             </w:r>
-            <w:proofErr w:type="spellEnd"/>
           </w:p>
         </w:tc>
         <w:tc>
@@ -969,34 +855,14 @@
                 <w:bCs/>
               </w:rPr>
             </w:pPr>
-            <w:proofErr w:type="spellStart"/>
-            <w:r>
-              <w:rPr>
-                <w:rFonts w:ascii="Arial" w:hAnsi="Arial" w:cs="Arial"/>
-                <w:b/>
-                <w:bCs/>
-              </w:rPr>
-              <w:t>Tahapan</w:t>
-            </w:r>
-            <w:proofErr w:type="spellEnd"/>
-            <w:r>
-              <w:rPr>
-                <w:rFonts w:ascii="Arial" w:hAnsi="Arial" w:cs="Arial"/>
-                <w:b/>
-                <w:bCs/>
-              </w:rPr>
-              <w:t xml:space="preserve"> </w:t>
-            </w:r>
-            <w:proofErr w:type="spellStart"/>
-            <w:r>
-              <w:rPr>
-                <w:rFonts w:ascii="Arial" w:hAnsi="Arial" w:cs="Arial"/>
-                <w:b/>
-                <w:bCs/>
-              </w:rPr>
-              <w:t>Kegiatan</w:t>
-            </w:r>
-            <w:proofErr w:type="spellEnd"/>
+            <w:r>
+              <w:rPr>
+                <w:rFonts w:ascii="Arial" w:hAnsi="Arial" w:cs="Arial"/>
+                <w:b/>
+                <w:bCs/>
+              </w:rPr>
+              <w:t>Tahapan Kegiatan</w:t>
+            </w:r>
           </w:p>
         </w:tc>
         <w:tc>
@@ -1039,41 +905,13 @@
                 <w:bCs/>
               </w:rPr>
             </w:pPr>
-            <w:proofErr w:type="spellStart"/>
-            <w:r>
-              <w:rPr>
-                <w:rFonts w:ascii="Arial" w:hAnsi="Arial" w:cs="Arial"/>
-                <w:b/>
-                <w:bCs/>
-              </w:rPr>
-              <w:t>Keterkaitan</w:t>
-            </w:r>
-            <w:proofErr w:type="spellEnd"/>
-            <w:r>
-              <w:rPr>
-                <w:rFonts w:ascii="Arial" w:hAnsi="Arial" w:cs="Arial"/>
-                <w:b/>
-                <w:bCs/>
-              </w:rPr>
-              <w:t xml:space="preserve"> </w:t>
-            </w:r>
-            <w:proofErr w:type="spellStart"/>
-            <w:r>
-              <w:rPr>
-                <w:rFonts w:ascii="Arial" w:hAnsi="Arial" w:cs="Arial"/>
-                <w:b/>
-                <w:bCs/>
-              </w:rPr>
-              <w:t>Substansi</w:t>
-            </w:r>
-            <w:proofErr w:type="spellEnd"/>
-            <w:r>
-              <w:rPr>
-                <w:rFonts w:ascii="Arial" w:hAnsi="Arial" w:cs="Arial"/>
-                <w:b/>
-                <w:bCs/>
-              </w:rPr>
-              <w:t xml:space="preserve"> Mata Pelatihan</w:t>
+            <w:r>
+              <w:rPr>
+                <w:rFonts w:ascii="Arial" w:hAnsi="Arial" w:cs="Arial"/>
+                <w:b/>
+                <w:bCs/>
+              </w:rPr>
+              <w:t>Keterkaitan Substansi Mata Pelatihan</w:t>
             </w:r>
           </w:p>
         </w:tc>
@@ -1119,34 +957,14 @@
                 <w:bCs/>
               </w:rPr>
             </w:pPr>
-            <w:proofErr w:type="spellStart"/>
-            <w:r>
-              <w:rPr>
-                <w:rFonts w:ascii="Arial" w:hAnsi="Arial" w:cs="Arial"/>
-                <w:b/>
-                <w:bCs/>
-              </w:rPr>
-              <w:t>Penguatan</w:t>
-            </w:r>
-            <w:proofErr w:type="spellEnd"/>
-            <w:r>
-              <w:rPr>
-                <w:rFonts w:ascii="Arial" w:hAnsi="Arial" w:cs="Arial"/>
-                <w:b/>
-                <w:bCs/>
-              </w:rPr>
-              <w:t xml:space="preserve"> Nilai </w:t>
-            </w:r>
-            <w:proofErr w:type="spellStart"/>
-            <w:r>
-              <w:rPr>
-                <w:rFonts w:ascii="Arial" w:hAnsi="Arial" w:cs="Arial"/>
-                <w:b/>
-                <w:bCs/>
-              </w:rPr>
-              <w:t>Organisasi</w:t>
-            </w:r>
-            <w:proofErr w:type="spellEnd"/>
+            <w:r>
+              <w:rPr>
+                <w:rFonts w:ascii="Arial" w:hAnsi="Arial" w:cs="Arial"/>
+                <w:b/>
+                <w:bCs/>
+              </w:rPr>
+              <w:t>Penguatan Nilai Organisasi</w:t>
+            </w:r>
           </w:p>
         </w:tc>
       </w:tr>
@@ -1361,7 +1179,7 @@
                 <w:rFonts w:ascii="Arial" w:hAnsi="Arial" w:cs="Arial"/>
                 <w:lang w:val="sv-SE"/>
               </w:rPr>
-              <w:t>Melakukan pengamatan terhadap proses pengerjaan dokumen disposisi</w:t>
+              <w:t>Merancang alur optimalisasi arsip dokumen disposisi</w:t>
             </w:r>
           </w:p>
         </w:tc>
@@ -1374,31 +1192,43 @@
               <w:spacing w:line="360" w:lineRule="auto"/>
               <w:rPr>
                 <w:rFonts w:ascii="Arial" w:hAnsi="Arial" w:cs="Arial"/>
-                <w:lang w:val="sv-SE"/>
-              </w:rPr>
-            </w:pPr>
-            <w:r>
-              <w:rPr>
-                <w:rFonts w:ascii="Arial" w:hAnsi="Arial" w:cs="Arial"/>
-                <w:lang w:val="sv-SE"/>
-              </w:rPr>
-              <w:t xml:space="preserve">1. Menyusun pertanyaan terkait alur proses pengerjaan dokumen disposisi </w:t>
-            </w:r>
-          </w:p>
-          <w:p>
-            <w:pPr>
-              <w:spacing w:line="360" w:lineRule="auto"/>
-              <w:rPr>
-                <w:rFonts w:ascii="Arial" w:hAnsi="Arial" w:cs="Arial"/>
-                <w:lang w:val="sv-SE"/>
-              </w:rPr>
-            </w:pPr>
-            <w:r>
-              <w:rPr>
-                <w:rFonts w:ascii="Arial" w:hAnsi="Arial" w:cs="Arial"/>
-                <w:lang w:val="sv-SE"/>
-              </w:rPr>
-              <w:t>2. Menanyakan alur proses pengerjaan dokumen disposisi kepada personel terkait</w:t>
+              </w:rPr>
+            </w:pPr>
+            <w:r>
+              <w:rPr>
+                <w:rFonts w:ascii="Arial" w:hAnsi="Arial" w:cs="Arial"/>
+              </w:rPr>
+              <w:t xml:space="preserve">1. Menyusun </w:t>
+            </w:r>
+            <w:r>
+              <w:rPr>
+                <w:rFonts w:ascii="Arial" w:hAnsi="Arial" w:cs="Arial"/>
+                <w:i/>
+                <w:iCs/>
+              </w:rPr>
+              <w:t>to do list</w:t>
+            </w:r>
+            <w:r>
+              <w:rPr>
+                <w:rFonts w:ascii="Arial" w:hAnsi="Arial" w:cs="Arial"/>
+              </w:rPr>
+              <w:t xml:space="preserve"> optimalisasi arsip dokumen disposisi </w:t>
+            </w:r>
+          </w:p>
+          <w:p>
+            <w:pPr>
+              <w:spacing w:line="360" w:lineRule="auto"/>
+              <w:rPr>
+                <w:rFonts w:ascii="Arial" w:hAnsi="Arial" w:cs="Arial"/>
+                <w:lang w:val="sv-SE"/>
+              </w:rPr>
+            </w:pPr>
+            <w:r>
+              <w:rPr>
+                <w:rFonts w:ascii="Arial" w:hAnsi="Arial" w:cs="Arial"/>
+                <w:lang w:val="sv-SE"/>
+              </w:rPr>
+              <w:t>2. Menyiapkan semua perlengkapan yang dibutuhkan</w:t>
             </w:r>
           </w:p>
           <w:p>
@@ -1416,7 +1246,7 @@
                 <w:rFonts w:ascii="Arial" w:hAnsi="Arial" w:cs="Arial"/>
                 <w:lang w:val="sv-SE"/>
               </w:rPr>
-              <w:t>3. Mencatat setiap keterangan yang diberikan personel terkait</w:t>
+              <w:t>3. Merancang draf alur optimalisasi arsip dokumen disposisi</w:t>
             </w:r>
           </w:p>
         </w:tc>
@@ -1437,14 +1267,23 @@
                 <w:rFonts w:ascii="Arial" w:hAnsi="Arial" w:cs="Arial"/>
                 <w:lang w:val="sv-SE"/>
               </w:rPr>
-              <w:t>D</w:t>
-            </w:r>
-            <w:r>
-              <w:rPr>
-                <w:rFonts w:ascii="Arial" w:hAnsi="Arial" w:cs="Arial"/>
-                <w:lang w:val="sv-SE"/>
-              </w:rPr>
-              <w:t>iagram alur proses pengerjaan dokumen disposisi</w:t>
+              <w:t>Dari tahapan dan kegiatan yang sudah dilakukan dihasilkan draf</w:t>
+            </w:r>
+            <w:r>
+              <w:rPr>
+                <w:rFonts w:ascii="Arial" w:hAnsi="Arial" w:cs="Arial"/>
+                <w:i/>
+                <w:iCs/>
+                <w:lang w:val="sv-SE"/>
+              </w:rPr>
+              <w:t xml:space="preserve"> </w:t>
+            </w:r>
+            <w:r>
+              <w:rPr>
+                <w:rFonts w:ascii="Arial" w:hAnsi="Arial" w:cs="Arial"/>
+                <w:lang w:val="sv-SE"/>
+              </w:rPr>
+              <w:t>alur optimalisasi arsip dokumen disposisi</w:t>
             </w:r>
           </w:p>
         </w:tc>
@@ -1467,6 +1306,66 @@
                 <w:bCs/>
                 <w:lang w:val="sv-SE"/>
               </w:rPr>
+              <w:t>Berorientasi Pelayanan</w:t>
+            </w:r>
+            <w:r>
+              <w:rPr>
+                <w:rFonts w:ascii="Arial" w:eastAsia="Cambria" w:hAnsi="Arial" w:cs="Arial"/>
+                <w:b/>
+                <w:bCs/>
+                <w:lang w:val="sv-SE"/>
+              </w:rPr>
+              <w:br/>
+            </w:r>
+            <w:r>
+              <w:rPr>
+                <w:rFonts w:ascii="Arial" w:eastAsia="Cambria" w:hAnsi="Arial" w:cs="Arial"/>
+                <w:lang w:val="sv-SE"/>
+              </w:rPr>
+              <w:t>Optimalisasi arsip dokumen disposisi mempercepat akses informasi, mendukung pelayanan yang lebih efisien.</w:t>
+            </w:r>
+          </w:p>
+          <w:p>
+            <w:pPr>
+              <w:spacing w:line="360" w:lineRule="auto"/>
+              <w:rPr>
+                <w:rFonts w:ascii="Arial" w:eastAsia="Cambria" w:hAnsi="Arial" w:cs="Arial"/>
+                <w:lang w:val="sv-SE"/>
+              </w:rPr>
+            </w:pPr>
+            <w:r>
+              <w:rPr>
+                <w:rFonts w:ascii="Arial" w:eastAsia="Cambria" w:hAnsi="Arial" w:cs="Arial"/>
+                <w:b/>
+                <w:bCs/>
+                <w:lang w:val="sv-SE"/>
+              </w:rPr>
+              <w:t>Akuntabel</w:t>
+            </w:r>
+            <w:r>
+              <w:rPr>
+                <w:rFonts w:ascii="Arial" w:eastAsia="Cambria" w:hAnsi="Arial" w:cs="Arial"/>
+                <w:lang w:val="sv-SE"/>
+              </w:rPr>
+              <w:br/>
+              <w:t>Alur digital yang terstandarisasi memastikan transparansi dan kejelasan dalam proses pengarsipan.</w:t>
+            </w:r>
+          </w:p>
+          <w:p>
+            <w:pPr>
+              <w:spacing w:line="360" w:lineRule="auto"/>
+              <w:rPr>
+                <w:rFonts w:ascii="Arial" w:eastAsia="Cambria" w:hAnsi="Arial" w:cs="Arial"/>
+                <w:lang w:val="sv-SE"/>
+              </w:rPr>
+            </w:pPr>
+            <w:r>
+              <w:rPr>
+                <w:rFonts w:ascii="Arial" w:eastAsia="Cambria" w:hAnsi="Arial" w:cs="Arial"/>
+                <w:b/>
+                <w:bCs/>
+                <w:lang w:val="sv-SE"/>
+              </w:rPr>
               <w:t>Kompeten</w:t>
             </w:r>
             <w:r>
@@ -1483,7 +1382,7 @@
                 <w:rFonts w:ascii="Arial" w:eastAsia="Cambria" w:hAnsi="Arial" w:cs="Arial"/>
                 <w:lang w:val="sv-SE"/>
               </w:rPr>
-              <w:t>Kegiatan menyusun pertanyaan dan menggali informasi menunjukkan nisiatif untuk meningkatkan kompetensi diri dengan memahami proses kerja inti di instansi secara mendalam.</w:t>
+              <w:t>Perancangan alur memerlukan peningkatan kompetensi teknologi dan manajemen dokumen.</w:t>
             </w:r>
           </w:p>
           <w:p>
@@ -1501,7 +1400,7 @@
                 <w:bCs/>
                 <w:lang w:val="sv-SE"/>
               </w:rPr>
-              <w:t>Harmonis</w:t>
+              <w:t>Adaptif</w:t>
             </w:r>
             <w:r>
               <w:rPr>
@@ -1517,7 +1416,7 @@
                 <w:rFonts w:ascii="Arial" w:eastAsia="Cambria" w:hAnsi="Arial" w:cs="Arial"/>
                 <w:lang w:val="sv-SE"/>
               </w:rPr>
-              <w:t>Menanyakan dan berinteraksi dengan personel terkait dilakukan dengan sikap saling menghargai dan bekerja sama untuk mendapatkan pemahaman.</w:t>
+              <w:t>Kegiatan ini menunjukkan kemampuan berinovasi menghadapi perubahan menuju transformasi digital.</w:t>
             </w:r>
           </w:p>
           <w:p>
@@ -1535,24 +1434,32 @@
                 <w:bCs/>
                 <w:lang w:val="sv-SE"/>
               </w:rPr>
-              <w:t>Akuntabel</w:t>
+              <w:t>Manajemen ASN</w:t>
             </w:r>
             <w:r>
               <w:rPr>
                 <w:rFonts w:ascii="Arial" w:eastAsia="Cambria" w:hAnsi="Arial" w:cs="Arial"/>
+                <w:b/>
+                <w:bCs/>
                 <w:lang w:val="sv-SE"/>
               </w:rPr>
               <w:br/>
-              <w:t>Mencatat setiap keterangan dengan cermat adalah wujud dari pelaksanaan tugas yang teliti, cermat, dan bertanggung jawab.</w:t>
-            </w:r>
-          </w:p>
-          <w:p>
-            <w:pPr>
-              <w:spacing w:line="360" w:lineRule="auto"/>
+            </w:r>
+            <w:r>
               <w:rPr>
                 <w:rFonts w:ascii="Arial" w:eastAsia="Cambria" w:hAnsi="Arial" w:cs="Arial"/>
                 <w:lang w:val="sv-SE"/>
               </w:rPr>
+              <w:t>Proses perancangan alur melatih ASN dalam penguasaan teknologi dan sistem manajemen dokumen.</w:t>
+            </w:r>
+          </w:p>
+          <w:p>
+            <w:pPr>
+              <w:spacing w:line="360" w:lineRule="auto"/>
+              <w:rPr>
+                <w:rFonts w:ascii="Arial" w:hAnsi="Arial" w:cs="Arial"/>
+                <w:lang w:val="sv-SE"/>
+              </w:rPr>
             </w:pPr>
             <w:r>
               <w:rPr>
@@ -1561,7 +1468,7 @@
                 <w:bCs/>
                 <w:lang w:val="sv-SE"/>
               </w:rPr>
-              <w:t>Adaptif</w:t>
+              <w:t>Smart ASN</w:t>
             </w:r>
             <w:r>
               <w:rPr>
@@ -1577,75 +1484,7 @@
                 <w:rFonts w:ascii="Arial" w:eastAsia="Cambria" w:hAnsi="Arial" w:cs="Arial"/>
                 <w:lang w:val="sv-SE"/>
               </w:rPr>
-              <w:t>Memahami alur proses yang ada adalah langkah pertama untuk menghadapi perubahan dan berinovasi.</w:t>
-            </w:r>
-          </w:p>
-          <w:p>
-            <w:pPr>
-              <w:spacing w:line="360" w:lineRule="auto"/>
-              <w:rPr>
-                <w:rFonts w:ascii="Arial" w:eastAsia="Cambria" w:hAnsi="Arial" w:cs="Arial"/>
-                <w:lang w:val="sv-SE"/>
-              </w:rPr>
-            </w:pPr>
-            <w:r>
-              <w:rPr>
-                <w:rFonts w:ascii="Arial" w:eastAsia="Cambria" w:hAnsi="Arial" w:cs="Arial"/>
-                <w:b/>
-                <w:bCs/>
-                <w:lang w:val="sv-SE"/>
-              </w:rPr>
-              <w:t>Manajemen ASN</w:t>
-            </w:r>
-            <w:r>
-              <w:rPr>
-                <w:rFonts w:ascii="Arial" w:eastAsia="Cambria" w:hAnsi="Arial" w:cs="Arial"/>
-                <w:b/>
-                <w:bCs/>
-                <w:lang w:val="sv-SE"/>
-              </w:rPr>
-              <w:br/>
-            </w:r>
-            <w:r>
-              <w:rPr>
-                <w:rFonts w:ascii="Arial" w:eastAsia="Cambria" w:hAnsi="Arial" w:cs="Arial"/>
-                <w:lang w:val="sv-SE"/>
-              </w:rPr>
-              <w:t>Manajemen ASN modern menekankan pada pembuatan keputusan berdasarkan data dan fakta, bukan asumsi. Kegiatan pengamatan ini mengumpulkan data primer tentang proses aktual yang terjadi di lapangan.</w:t>
-            </w:r>
-          </w:p>
-          <w:p>
-            <w:pPr>
-              <w:spacing w:line="360" w:lineRule="auto"/>
-              <w:rPr>
-                <w:rFonts w:ascii="Arial" w:hAnsi="Arial" w:cs="Arial"/>
-                <w:lang w:val="sv-SE"/>
-              </w:rPr>
-            </w:pPr>
-            <w:r>
-              <w:rPr>
-                <w:rFonts w:ascii="Arial" w:eastAsia="Cambria" w:hAnsi="Arial" w:cs="Arial"/>
-                <w:b/>
-                <w:bCs/>
-                <w:lang w:val="sv-SE"/>
-              </w:rPr>
-              <w:t>Smart ASN</w:t>
-            </w:r>
-            <w:r>
-              <w:rPr>
-                <w:rFonts w:ascii="Arial" w:eastAsia="Cambria" w:hAnsi="Arial" w:cs="Arial"/>
-                <w:b/>
-                <w:bCs/>
-                <w:lang w:val="sv-SE"/>
-              </w:rPr>
-              <w:br/>
-            </w:r>
-            <w:r>
-              <w:rPr>
-                <w:rFonts w:ascii="Arial" w:eastAsia="Cambria" w:hAnsi="Arial" w:cs="Arial"/>
-                <w:lang w:val="sv-SE"/>
-              </w:rPr>
-              <w:t>Sebelum mendigitalisasi suatu proses, langkah pertama dan terpenting adalah memetakan proses manualnya secara detail sehingga tercipta keselarasan antara sistem konvensional dan sistem digital.</w:t>
+              <w:t>Optimalisasi memungkinkan pengelolaan data yang terstandarisasi dan mudah diakses.</w:t>
             </w:r>
           </w:p>
         </w:tc>
@@ -1666,20 +1505,7 @@
                 <w:rFonts w:ascii="Arial" w:hAnsi="Arial" w:cs="Arial"/>
                 <w:lang w:val="sv-SE"/>
               </w:rPr>
-              <w:t>Dengan melakukan pengamatan terhadap proses pengerjaan dokumen disposisi diharapkan dapat mendukung misi ”</w:t>
-            </w:r>
-            <w:r>
-              <w:rPr>
-                <w:lang w:val="sv-SE"/>
-              </w:rPr>
-              <w:t xml:space="preserve"> </w:t>
-            </w:r>
-            <w:r>
-              <w:rPr>
-                <w:rFonts w:ascii="Arial" w:hAnsi="Arial" w:cs="Arial"/>
-                <w:lang w:val="sv-SE"/>
-              </w:rPr>
-              <w:t>Mengelola data dan informasi personel secara akurat dan terpercaya”</w:t>
+              <w:t>Kegiatan ini mendukung visi modern Disminpersau melalui optimalisasi arsip dokumen disposisi, yang sejalan dengan misi pengelolaan data personel secara akurat dan terpercaya serta pelaksanaan administrasi yang profesional dan efisien.</w:t>
             </w:r>
           </w:p>
         </w:tc>
@@ -1700,7 +1526,7 @@
                 <w:rFonts w:ascii="Arial" w:hAnsi="Arial" w:cs="Arial"/>
                 <w:lang w:val="sv-SE"/>
               </w:rPr>
-              <w:t>Dengan melakukan kegiatan ini dapat menambah pengetahuan penulis dan menambah kemampuan penulis mengenai budaya kerja di Subdisminbata</w:t>
+              <w:t>Dalam kegiatan ini, nilai yang diperkuat salah satunya adalah adaptif, solusi yang ditawarkan bisa menyesuaikan proses yang sudah ada</w:t>
             </w:r>
           </w:p>
         </w:tc>
@@ -1717,6 +1543,25 @@
           <w:lang w:val="sv-SE"/>
         </w:rPr>
       </w:pPr>
+    </w:p>
+    <w:p>
+      <w:pPr>
+        <w:rPr>
+          <w:rFonts w:ascii="Arial" w:hAnsi="Arial" w:cs="Arial"/>
+          <w:b/>
+          <w:bCs/>
+          <w:lang w:val="sv-SE"/>
+        </w:rPr>
+      </w:pPr>
+      <w:r>
+        <w:rPr>
+          <w:rFonts w:ascii="Arial" w:hAnsi="Arial" w:cs="Arial"/>
+          <w:b/>
+          <w:bCs/>
+          <w:lang w:val="sv-SE"/>
+        </w:rPr>
+        <w:br w:type="page"/>
+      </w:r>
     </w:p>
     <w:p>
       <w:pPr>
@@ -1760,36 +1605,8 @@
           <w:b/>
           <w:bCs/>
         </w:rPr>
-        <w:t xml:space="preserve">Dokumentasi </w:t>
+        <w:t>Dokumentasi Pelaksanaan Kegiatan</w:t>
       </w:r>
-      <w:proofErr w:type="spellStart"/>
-      <w:r>
-        <w:rPr>
-          <w:rFonts w:ascii="Arial" w:hAnsi="Arial" w:cs="Arial"/>
-          <w:b/>
-          <w:bCs/>
-        </w:rPr>
-        <w:t>Pelaksanaan</w:t>
-      </w:r>
-      <w:proofErr w:type="spellEnd"/>
-      <w:r>
-        <w:rPr>
-          <w:rFonts w:ascii="Arial" w:hAnsi="Arial" w:cs="Arial"/>
-          <w:b/>
-          <w:bCs/>
-        </w:rPr>
-        <w:t xml:space="preserve"> </w:t>
-      </w:r>
-      <w:proofErr w:type="spellStart"/>
-      <w:r>
-        <w:rPr>
-          <w:rFonts w:ascii="Arial" w:hAnsi="Arial" w:cs="Arial"/>
-          <w:b/>
-          <w:bCs/>
-        </w:rPr>
-        <w:t>Kegiatan</w:t>
-      </w:r>
-      <w:proofErr w:type="spellEnd"/>
     </w:p>
     <w:p>
       <w:pPr>
@@ -1822,17 +1639,25 @@
           <w:b/>
           <w:bCs/>
         </w:rPr>
-        <w:t xml:space="preserve">  </w:t>
+        <w:t xml:space="preserve"> </w:t>
+      </w:r>
+      <w:r>
+        <w:rPr>
+          <w:rFonts w:ascii="Arial" w:hAnsi="Arial" w:cs="Arial"/>
+          <w:b/>
+          <w:bCs/>
+        </w:rPr>
+        <w:t xml:space="preserve"> </w:t>
       </w:r>
       <w:r>
         <w:rPr>
           <w:noProof/>
         </w:rPr>
         <w:drawing>
-          <wp:inline distT="0" distB="0" distL="0" distR="0" wp14:anchorId="746CFB5F" wp14:editId="792D38F1">
-            <wp:extent cx="2910079" cy="1636841"/>
-            <wp:effectExtent l="0" t="0" r="5080" b="1905"/>
-            <wp:docPr id="813697929" name="Picture 1"/>
+          <wp:inline distT="0" distB="0" distL="0" distR="0" wp14:anchorId="4C3E2FC2" wp14:editId="31423132">
+            <wp:extent cx="2622241" cy="1967117"/>
+            <wp:effectExtent l="0" t="0" r="6985" b="0"/>
+            <wp:docPr id="814899761" name="Picture 1"/>
             <wp:cNvGraphicFramePr>
               <a:graphicFrameLocks xmlns:a="http://schemas.openxmlformats.org/drawingml/2006/main" noChangeAspect="1"/>
             </wp:cNvGraphicFramePr>
@@ -1840,53 +1665,7 @@
               <a:graphicData uri="http://schemas.openxmlformats.org/drawingml/2006/picture">
                 <pic:pic xmlns:pic="http://schemas.openxmlformats.org/drawingml/2006/picture">
                   <pic:nvPicPr>
-                    <pic:cNvPr id="920454238" name=""/>
-                    <pic:cNvPicPr/>
-                  </pic:nvPicPr>
-                  <pic:blipFill>
-                    <a:blip r:embed="rId5"/>
-                    <a:stretch>
-                      <a:fillRect/>
-                    </a:stretch>
-                  </pic:blipFill>
-                  <pic:spPr>
-                    <a:xfrm>
-                      <a:off x="0" y="0"/>
-                      <a:ext cx="3001415" cy="1688215"/>
-                    </a:xfrm>
-                    <a:prstGeom prst="rect">
-                      <a:avLst/>
-                    </a:prstGeom>
-                  </pic:spPr>
-                </pic:pic>
-              </a:graphicData>
-            </a:graphic>
-          </wp:inline>
-        </w:drawing>
-      </w:r>
-      <w:r>
-        <w:rPr>
-          <w:rFonts w:ascii="Arial" w:hAnsi="Arial" w:cs="Arial"/>
-        </w:rPr>
-        <w:t xml:space="preserve">     </w:t>
-      </w:r>
-      <w:r>
-        <w:rPr>
-          <w:noProof/>
-        </w:rPr>
-        <w:drawing>
-          <wp:inline distT="0" distB="0" distL="0" distR="0" wp14:anchorId="20F7F2B3" wp14:editId="6903B3D1">
-            <wp:extent cx="2206302" cy="1655093"/>
-            <wp:effectExtent l="0" t="0" r="3810" b="2540"/>
-            <wp:docPr id="413202679" name="Picture 2"/>
-            <wp:cNvGraphicFramePr>
-              <a:graphicFrameLocks xmlns:a="http://schemas.openxmlformats.org/drawingml/2006/main" noChangeAspect="1"/>
-            </wp:cNvGraphicFramePr>
-            <a:graphic xmlns:a="http://schemas.openxmlformats.org/drawingml/2006/main">
-              <a:graphicData uri="http://schemas.openxmlformats.org/drawingml/2006/picture">
-                <pic:pic xmlns:pic="http://schemas.openxmlformats.org/drawingml/2006/picture">
-                  <pic:nvPicPr>
-                    <pic:cNvPr id="0" name="Picture 10"/>
+                    <pic:cNvPr id="0" name="Picture 1"/>
                     <pic:cNvPicPr>
                       <a:picLocks noChangeAspect="1" noChangeArrowheads="1"/>
                     </pic:cNvPicPr>
@@ -1907,7 +1686,7 @@
                   <pic:spPr bwMode="auto">
                     <a:xfrm>
                       <a:off x="0" y="0"/>
-                      <a:ext cx="2248509" cy="1686755"/>
+                      <a:ext cx="2663328" cy="1997939"/>
                     </a:xfrm>
                     <a:prstGeom prst="rect">
                       <a:avLst/>
@@ -1927,17 +1706,17 @@
         <w:rPr>
           <w:rFonts w:ascii="Arial" w:hAnsi="Arial" w:cs="Arial"/>
         </w:rPr>
-        <w:t xml:space="preserve">      </w:t>
+        <w:t xml:space="preserve">     </w:t>
       </w:r>
       <w:r>
         <w:rPr>
           <w:noProof/>
         </w:rPr>
         <w:drawing>
-          <wp:inline distT="0" distB="0" distL="0" distR="0" wp14:anchorId="111402CD" wp14:editId="6DAB8B16">
-            <wp:extent cx="2226605" cy="1670324"/>
-            <wp:effectExtent l="0" t="0" r="2540" b="6350"/>
-            <wp:docPr id="2122936093" name="Picture 5"/>
+          <wp:inline distT="0" distB="0" distL="0" distR="0" wp14:anchorId="0868DD88" wp14:editId="27E25777">
+            <wp:extent cx="2640027" cy="1980459"/>
+            <wp:effectExtent l="0" t="0" r="8255" b="1270"/>
+            <wp:docPr id="1666208856" name="Picture 6"/>
             <wp:cNvGraphicFramePr>
               <a:graphicFrameLocks xmlns:a="http://schemas.openxmlformats.org/drawingml/2006/main" noChangeAspect="1"/>
             </wp:cNvGraphicFramePr>
@@ -1945,7 +1724,7 @@
               <a:graphicData uri="http://schemas.openxmlformats.org/drawingml/2006/picture">
                 <pic:pic xmlns:pic="http://schemas.openxmlformats.org/drawingml/2006/picture">
                   <pic:nvPicPr>
-                    <pic:cNvPr id="0" name="Picture 20"/>
+                    <pic:cNvPr id="0" name="Picture 18"/>
                     <pic:cNvPicPr>
                       <a:picLocks noChangeAspect="1" noChangeArrowheads="1"/>
                     </pic:cNvPicPr>
@@ -1966,7 +1745,7 @@
                   <pic:spPr bwMode="auto">
                     <a:xfrm>
                       <a:off x="0" y="0"/>
-                      <a:ext cx="2251664" cy="1689122"/>
+                      <a:ext cx="2667579" cy="2001128"/>
                     </a:xfrm>
                     <a:prstGeom prst="rect">
                       <a:avLst/>
@@ -1982,161 +1761,21 @@
           </wp:inline>
         </w:drawing>
       </w:r>
-    </w:p>
-    <w:p>
-      <w:pPr>
-        <w:pStyle w:val="ListParagraph"/>
-        <w:spacing w:after="0" w:line="360" w:lineRule="auto"/>
-        <w:ind w:left="360"/>
-        <w:jc w:val="both"/>
-        <w:rPr>
-          <w:rFonts w:ascii="Arial" w:hAnsi="Arial" w:cs="Arial"/>
-          <w:b/>
-          <w:bCs/>
-        </w:rPr>
-      </w:pPr>
-    </w:p>
-    <w:p>
-      <w:pPr>
-        <w:pStyle w:val="ListParagraph"/>
-        <w:numPr>
-          <w:ilvl w:val="0"/>
-          <w:numId w:val="1"/>
-        </w:numPr>
-        <w:spacing w:after="0" w:line="360" w:lineRule="auto"/>
-        <w:jc w:val="both"/>
-        <w:rPr>
-          <w:rFonts w:ascii="Arial" w:hAnsi="Arial" w:cs="Arial"/>
-          <w:b/>
-          <w:bCs/>
-        </w:rPr>
-      </w:pPr>
       <w:r>
         <w:rPr>
           <w:rFonts w:ascii="Arial" w:hAnsi="Arial" w:cs="Arial"/>
-          <w:b/>
-          <w:bCs/>
         </w:rPr>
-        <w:t>Output</w:t>
+        <w:t xml:space="preserve">   </w:t>
       </w:r>
-      <w:r>
-        <w:rPr>
-          <w:rFonts w:ascii="Arial" w:hAnsi="Arial" w:cs="Arial"/>
-          <w:b/>
-          <w:bCs/>
-        </w:rPr>
-        <w:t xml:space="preserve">/Hasil </w:t>
-      </w:r>
-      <w:proofErr w:type="spellStart"/>
-      <w:r>
-        <w:rPr>
-          <w:rFonts w:ascii="Arial" w:hAnsi="Arial" w:cs="Arial"/>
-          <w:b/>
-          <w:bCs/>
-        </w:rPr>
-        <w:t>Kegiatan</w:t>
-      </w:r>
-      <w:proofErr w:type="spellEnd"/>
-    </w:p>
-    <w:p>
-      <w:pPr>
-        <w:widowControl w:val="0"/>
-        <w:autoSpaceDE w:val="0"/>
-        <w:autoSpaceDN w:val="0"/>
-        <w:spacing w:after="0" w:line="360" w:lineRule="auto"/>
-        <w:ind w:left="360"/>
-        <w:jc w:val="both"/>
-        <w:rPr>
-          <w:rFonts w:ascii="Arial" w:eastAsia="Cambria" w:hAnsi="Arial" w:cs="Arial"/>
-          <w:lang w:val="sv-SE"/>
-        </w:rPr>
-      </w:pPr>
-      <w:r>
-        <w:rPr>
-          <w:rFonts w:ascii="Arial" w:eastAsia="Cambria" w:hAnsi="Arial" w:cs="Arial"/>
-          <w:lang w:val="sv-SE"/>
-        </w:rPr>
-        <w:t xml:space="preserve">1. </w:t>
-      </w:r>
-      <w:r>
-        <w:rPr>
-          <w:rFonts w:ascii="Arial" w:hAnsi="Arial" w:cs="Arial"/>
-          <w:lang w:val="sv-SE"/>
-        </w:rPr>
-        <w:t>Draf</w:t>
-      </w:r>
-      <w:r>
-        <w:rPr>
-          <w:rFonts w:ascii="Arial" w:hAnsi="Arial" w:cs="Arial"/>
-          <w:lang w:val="sv-SE"/>
-        </w:rPr>
-        <w:t xml:space="preserve"> diagram alur proses pengerjaan dokumen disposisi</w:t>
-      </w:r>
-    </w:p>
-    <w:p>
-      <w:pPr>
-        <w:pStyle w:val="ListParagraph"/>
-        <w:spacing w:after="0" w:line="360" w:lineRule="auto"/>
-        <w:ind w:left="360"/>
-        <w:jc w:val="both"/>
-        <w:rPr>
-          <w:rFonts w:ascii="Arial" w:hAnsi="Arial" w:cs="Arial"/>
-          <w:b/>
-          <w:bCs/>
-          <w:lang w:val="sv-SE"/>
-        </w:rPr>
-      </w:pPr>
-    </w:p>
-    <w:p>
-      <w:pPr>
-        <w:pStyle w:val="ListParagraph"/>
-        <w:spacing w:after="0" w:line="360" w:lineRule="auto"/>
-        <w:ind w:left="360"/>
-        <w:jc w:val="both"/>
-        <w:rPr>
-          <w:rFonts w:ascii="Arial" w:hAnsi="Arial" w:cs="Arial"/>
-          <w:b/>
-          <w:bCs/>
-          <w:lang w:val="sv-SE"/>
-        </w:rPr>
-        <w:sectPr>
-          <w:pgSz w:w="16838" w:h="11906" w:orient="landscape"/>
-          <w:pgMar w:top="1440" w:right="1440" w:bottom="1440" w:left="1440" w:header="708" w:footer="708" w:gutter="0"/>
-          <w:cols w:space="708"/>
-          <w:docGrid w:linePitch="360"/>
-        </w:sectPr>
-      </w:pPr>
-    </w:p>
-    <w:p>
-      <w:pPr>
-        <w:pStyle w:val="ListParagraph"/>
-        <w:spacing w:after="0" w:line="360" w:lineRule="auto"/>
-        <w:ind w:left="360"/>
-        <w:jc w:val="both"/>
-        <w:rPr>
-          <w:rFonts w:ascii="Arial" w:hAnsi="Arial" w:cs="Arial"/>
-          <w:b/>
-          <w:bCs/>
-          <w:lang w:val="sv-SE"/>
-        </w:rPr>
-      </w:pPr>
       <w:r>
         <w:rPr>
           <w:noProof/>
         </w:rPr>
         <w:drawing>
-          <wp:anchor distT="0" distB="0" distL="114300" distR="114300" simplePos="0" relativeHeight="251660288" behindDoc="0" locked="0" layoutInCell="1" allowOverlap="1" wp14:anchorId="60FAA361" wp14:editId="793DFEFA">
-            <wp:simplePos x="0" y="0"/>
-            <wp:positionH relativeFrom="column">
-              <wp:posOffset>-627543</wp:posOffset>
-            </wp:positionH>
-            <wp:positionV relativeFrom="paragraph">
-              <wp:posOffset>-783590</wp:posOffset>
-            </wp:positionV>
-            <wp:extent cx="7115810" cy="10039985"/>
-            <wp:effectExtent l="0" t="0" r="8890" b="0"/>
-            <wp:wrapNone/>
-            <wp:docPr id="1932850857" name="Picture 1"/>
+          <wp:inline distT="0" distB="0" distL="0" distR="0" wp14:anchorId="4A8957AA" wp14:editId="77879815">
+            <wp:extent cx="2651021" cy="1987880"/>
+            <wp:effectExtent l="0" t="0" r="0" b="0"/>
+            <wp:docPr id="1191692764" name="Picture 9"/>
             <wp:cNvGraphicFramePr>
               <a:graphicFrameLocks xmlns:a="http://schemas.openxmlformats.org/drawingml/2006/main" noChangeAspect="1"/>
             </wp:cNvGraphicFramePr>
@@ -2144,7 +1783,7 @@
               <a:graphicData uri="http://schemas.openxmlformats.org/drawingml/2006/picture">
                 <pic:pic xmlns:pic="http://schemas.openxmlformats.org/drawingml/2006/picture">
                   <pic:nvPicPr>
-                    <pic:cNvPr id="0" name="Picture 1"/>
+                    <pic:cNvPr id="0" name="Picture 27"/>
                     <pic:cNvPicPr>
                       <a:picLocks noChangeAspect="1" noChangeArrowheads="1"/>
                     </pic:cNvPicPr>
@@ -2165,7 +1804,212 @@
                   <pic:spPr bwMode="auto">
                     <a:xfrm>
                       <a:off x="0" y="0"/>
-                      <a:ext cx="7115810" cy="10039985"/>
+                      <a:ext cx="2700728" cy="2025153"/>
+                    </a:xfrm>
+                    <a:prstGeom prst="rect">
+                      <a:avLst/>
+                    </a:prstGeom>
+                    <a:noFill/>
+                    <a:ln>
+                      <a:noFill/>
+                    </a:ln>
+                  </pic:spPr>
+                </pic:pic>
+              </a:graphicData>
+            </a:graphic>
+          </wp:inline>
+        </w:drawing>
+      </w:r>
+    </w:p>
+    <w:p>
+      <w:pPr>
+        <w:pStyle w:val="ListParagraph"/>
+        <w:spacing w:after="0" w:line="360" w:lineRule="auto"/>
+        <w:ind w:left="360"/>
+        <w:jc w:val="both"/>
+        <w:rPr>
+          <w:rFonts w:ascii="Arial" w:hAnsi="Arial" w:cs="Arial"/>
+          <w:b/>
+          <w:bCs/>
+        </w:rPr>
+      </w:pPr>
+    </w:p>
+    <w:p>
+      <w:pPr>
+        <w:pStyle w:val="ListParagraph"/>
+        <w:numPr>
+          <w:ilvl w:val="0"/>
+          <w:numId w:val="1"/>
+        </w:numPr>
+        <w:spacing w:after="0" w:line="360" w:lineRule="auto"/>
+        <w:jc w:val="both"/>
+        <w:rPr>
+          <w:rFonts w:ascii="Arial" w:hAnsi="Arial" w:cs="Arial"/>
+          <w:b/>
+          <w:bCs/>
+        </w:rPr>
+      </w:pPr>
+      <w:r>
+        <w:rPr>
+          <w:rFonts w:ascii="Arial" w:hAnsi="Arial" w:cs="Arial"/>
+          <w:b/>
+          <w:bCs/>
+        </w:rPr>
+        <w:t>Output</w:t>
+      </w:r>
+      <w:r>
+        <w:rPr>
+          <w:rFonts w:ascii="Arial" w:hAnsi="Arial" w:cs="Arial"/>
+          <w:b/>
+          <w:bCs/>
+        </w:rPr>
+        <w:t>/Hasil Kegiatan</w:t>
+      </w:r>
+    </w:p>
+    <w:p>
+      <w:pPr>
+        <w:widowControl w:val="0"/>
+        <w:autoSpaceDE w:val="0"/>
+        <w:autoSpaceDN w:val="0"/>
+        <w:spacing w:after="0" w:line="360" w:lineRule="auto"/>
+        <w:ind w:left="360"/>
+        <w:jc w:val="both"/>
+        <w:rPr>
+          <w:rFonts w:ascii="Arial" w:eastAsia="Cambria" w:hAnsi="Arial" w:cs="Arial"/>
+          <w:lang w:val="sv-SE"/>
+        </w:rPr>
+      </w:pPr>
+      <w:r>
+        <w:rPr>
+          <w:rFonts w:ascii="Arial" w:eastAsia="Cambria" w:hAnsi="Arial" w:cs="Arial"/>
+          <w:lang w:val="sv-SE"/>
+        </w:rPr>
+        <w:t xml:space="preserve">1. </w:t>
+      </w:r>
+      <w:r>
+        <w:rPr>
+          <w:rFonts w:ascii="Arial" w:hAnsi="Arial" w:cs="Arial"/>
+          <w:lang w:val="sv-SE"/>
+        </w:rPr>
+        <w:t>D</w:t>
+      </w:r>
+      <w:r>
+        <w:rPr>
+          <w:rFonts w:ascii="Arial" w:hAnsi="Arial" w:cs="Arial"/>
+          <w:lang w:val="sv-SE"/>
+        </w:rPr>
+        <w:t>raf</w:t>
+      </w:r>
+      <w:r>
+        <w:rPr>
+          <w:rFonts w:ascii="Arial" w:hAnsi="Arial" w:cs="Arial"/>
+          <w:i/>
+          <w:iCs/>
+          <w:lang w:val="sv-SE"/>
+        </w:rPr>
+        <w:t xml:space="preserve"> </w:t>
+      </w:r>
+      <w:r>
+        <w:rPr>
+          <w:rFonts w:ascii="Arial" w:hAnsi="Arial" w:cs="Arial"/>
+          <w:lang w:val="sv-SE"/>
+        </w:rPr>
+        <w:t>alur optimalisasi arsip dokumen disposisi</w:t>
+      </w:r>
+    </w:p>
+    <w:p>
+      <w:pPr>
+        <w:pStyle w:val="ListParagraph"/>
+        <w:spacing w:after="0" w:line="360" w:lineRule="auto"/>
+        <w:ind w:left="360"/>
+        <w:jc w:val="both"/>
+        <w:rPr>
+          <w:rFonts w:ascii="Arial" w:hAnsi="Arial" w:cs="Arial"/>
+          <w:b/>
+          <w:bCs/>
+          <w:lang w:val="sv-SE"/>
+        </w:rPr>
+      </w:pPr>
+    </w:p>
+    <w:p>
+      <w:pPr>
+        <w:pStyle w:val="ListParagraph"/>
+        <w:spacing w:after="0" w:line="360" w:lineRule="auto"/>
+        <w:ind w:left="360"/>
+        <w:jc w:val="both"/>
+        <w:rPr>
+          <w:rFonts w:ascii="Arial" w:hAnsi="Arial" w:cs="Arial"/>
+          <w:b/>
+          <w:bCs/>
+          <w:lang w:val="sv-SE"/>
+        </w:rPr>
+        <w:sectPr>
+          <w:pgSz w:w="16838" w:h="11906" w:orient="landscape"/>
+          <w:pgMar w:top="1440" w:right="1440" w:bottom="1440" w:left="1440" w:header="708" w:footer="708" w:gutter="0"/>
+          <w:cols w:space="708"/>
+          <w:docGrid w:linePitch="360"/>
+        </w:sectPr>
+      </w:pPr>
+    </w:p>
+    <w:p>
+      <w:pPr>
+        <w:pStyle w:val="ListParagraph"/>
+        <w:spacing w:after="0" w:line="360" w:lineRule="auto"/>
+        <w:ind w:left="360"/>
+        <w:jc w:val="both"/>
+        <w:rPr>
+          <w:rFonts w:ascii="Arial" w:hAnsi="Arial" w:cs="Arial"/>
+          <w:b/>
+          <w:bCs/>
+          <w:lang w:val="sv-SE"/>
+        </w:rPr>
+      </w:pPr>
+      <w:r>
+        <w:rPr>
+          <w:noProof/>
+        </w:rPr>
+        <w:drawing>
+          <wp:anchor distT="0" distB="0" distL="114300" distR="114300" simplePos="0" relativeHeight="251660288" behindDoc="0" locked="0" layoutInCell="1" allowOverlap="1" wp14:anchorId="21A3EC05" wp14:editId="59F22CB0">
+            <wp:simplePos x="0" y="0"/>
+            <wp:positionH relativeFrom="column">
+              <wp:posOffset>-696123</wp:posOffset>
+            </wp:positionH>
+            <wp:positionV relativeFrom="paragraph">
+              <wp:posOffset>-795655</wp:posOffset>
+            </wp:positionV>
+            <wp:extent cx="7188452" cy="10134421"/>
+            <wp:effectExtent l="0" t="0" r="0" b="635"/>
+            <wp:wrapNone/>
+            <wp:docPr id="701336055" name="Picture 1"/>
+            <wp:cNvGraphicFramePr>
+              <a:graphicFrameLocks xmlns:a="http://schemas.openxmlformats.org/drawingml/2006/main" noChangeAspect="1"/>
+            </wp:cNvGraphicFramePr>
+            <a:graphic xmlns:a="http://schemas.openxmlformats.org/drawingml/2006/main">
+              <a:graphicData uri="http://schemas.openxmlformats.org/drawingml/2006/picture">
+                <pic:pic xmlns:pic="http://schemas.openxmlformats.org/drawingml/2006/picture">
+                  <pic:nvPicPr>
+                    <pic:cNvPr id="0" name="Picture 1"/>
+                    <pic:cNvPicPr>
+                      <a:picLocks noChangeAspect="1" noChangeArrowheads="1"/>
+                    </pic:cNvPicPr>
+                  </pic:nvPicPr>
+                  <pic:blipFill>
+                    <a:blip r:embed="rId11">
+                      <a:extLst>
+                        <a:ext uri="{28A0092B-C50C-407E-A947-70E740481C1C}">
+                          <a14:useLocalDpi xmlns:a14="http://schemas.microsoft.com/office/drawing/2010/main" val="0"/>
+                        </a:ext>
+                      </a:extLst>
+                    </a:blip>
+                    <a:srcRect/>
+                    <a:stretch>
+                      <a:fillRect/>
+                    </a:stretch>
+                  </pic:blipFill>
+                  <pic:spPr bwMode="auto">
+                    <a:xfrm>
+                      <a:off x="0" y="0"/>
+                      <a:ext cx="7188452" cy="10134421"/>
                     </a:xfrm>
                     <a:prstGeom prst="rect">
                       <a:avLst/>
@@ -2230,18 +2074,8 @@
                 <w:b/>
                 <w:bCs/>
               </w:rPr>
-              <w:t xml:space="preserve">Nama </w:t>
-            </w:r>
-            <w:proofErr w:type="spellStart"/>
-            <w:r>
-              <w:rPr>
-                <w:rFonts w:ascii="Arial" w:hAnsi="Arial" w:cs="Arial"/>
-                <w:b/>
-                <w:bCs/>
-              </w:rPr>
-              <w:t>Peserta</w:t>
-            </w:r>
-            <w:proofErr w:type="spellEnd"/>
+              <w:t>Nama Peserta</w:t>
+            </w:r>
           </w:p>
         </w:tc>
         <w:tc>
@@ -2279,35 +2113,7 @@
               <w:rPr>
                 <w:rFonts w:ascii="Arial" w:hAnsi="Arial" w:cs="Arial"/>
               </w:rPr>
-              <w:t xml:space="preserve">Bancar </w:t>
-            </w:r>
-            <w:proofErr w:type="spellStart"/>
-            <w:r>
-              <w:rPr>
-                <w:rFonts w:ascii="Arial" w:hAnsi="Arial" w:cs="Arial"/>
-              </w:rPr>
-              <w:t>Anggono</w:t>
-            </w:r>
-            <w:proofErr w:type="spellEnd"/>
-            <w:r>
-              <w:rPr>
-                <w:rFonts w:ascii="Arial" w:hAnsi="Arial" w:cs="Arial"/>
-              </w:rPr>
-              <w:t xml:space="preserve"> </w:t>
-            </w:r>
-            <w:proofErr w:type="spellStart"/>
-            <w:r>
-              <w:rPr>
-                <w:rFonts w:ascii="Arial" w:hAnsi="Arial" w:cs="Arial"/>
-              </w:rPr>
-              <w:t>Farros</w:t>
-            </w:r>
-            <w:proofErr w:type="spellEnd"/>
-            <w:r>
-              <w:rPr>
-                <w:rFonts w:ascii="Arial" w:hAnsi="Arial" w:cs="Arial"/>
-              </w:rPr>
-              <w:t xml:space="preserve"> Santosa</w:t>
+              <w:t>Bancar Anggono Farros Santosa</w:t>
             </w:r>
           </w:p>
         </w:tc>
@@ -2410,18 +2216,8 @@
                 <w:b/>
                 <w:bCs/>
               </w:rPr>
-              <w:t xml:space="preserve">Unit </w:t>
-            </w:r>
-            <w:proofErr w:type="spellStart"/>
-            <w:r>
-              <w:rPr>
-                <w:rFonts w:ascii="Arial" w:hAnsi="Arial" w:cs="Arial"/>
-                <w:b/>
-                <w:bCs/>
-              </w:rPr>
-              <w:t>Kerja</w:t>
-            </w:r>
-            <w:proofErr w:type="spellEnd"/>
+              <w:t>Unit Kerja</w:t>
+            </w:r>
           </w:p>
         </w:tc>
         <w:tc>
@@ -2455,14 +2251,12 @@
                 <w:rFonts w:ascii="Arial" w:hAnsi="Arial" w:cs="Arial"/>
               </w:rPr>
             </w:pPr>
-            <w:proofErr w:type="spellStart"/>
             <w:r>
               <w:rPr>
                 <w:rFonts w:ascii="Arial" w:hAnsi="Arial" w:cs="Arial"/>
               </w:rPr>
               <w:t>Disminpersau</w:t>
             </w:r>
-            <w:proofErr w:type="spellEnd"/>
           </w:p>
         </w:tc>
       </w:tr>
@@ -2481,7 +2275,6 @@
                 <w:bCs/>
               </w:rPr>
             </w:pPr>
-            <w:proofErr w:type="spellStart"/>
             <w:r>
               <w:rPr>
                 <w:rFonts w:ascii="Arial" w:hAnsi="Arial" w:cs="Arial"/>
@@ -2490,7 +2283,6 @@
               </w:rPr>
               <w:t>Jabatan</w:t>
             </w:r>
-            <w:proofErr w:type="spellEnd"/>
           </w:p>
         </w:tc>
         <w:tc>
@@ -2528,30 +2320,8 @@
               <w:rPr>
                 <w:rFonts w:ascii="Arial" w:hAnsi="Arial" w:cs="Arial"/>
               </w:rPr>
-              <w:t xml:space="preserve">Pranata </w:t>
-            </w:r>
-            <w:proofErr w:type="spellStart"/>
-            <w:r>
-              <w:rPr>
-                <w:rFonts w:ascii="Arial" w:hAnsi="Arial" w:cs="Arial"/>
-              </w:rPr>
-              <w:t>Komputer</w:t>
-            </w:r>
-            <w:proofErr w:type="spellEnd"/>
-            <w:r>
-              <w:rPr>
-                <w:rFonts w:ascii="Arial" w:hAnsi="Arial" w:cs="Arial"/>
-              </w:rPr>
-              <w:t xml:space="preserve"> </w:t>
-            </w:r>
-            <w:proofErr w:type="spellStart"/>
-            <w:r>
-              <w:rPr>
-                <w:rFonts w:ascii="Arial" w:hAnsi="Arial" w:cs="Arial"/>
-              </w:rPr>
-              <w:t>Terampil</w:t>
-            </w:r>
-            <w:proofErr w:type="spellEnd"/>
+              <w:t>Pranata Komputer Terampil</w:t>
+            </w:r>
           </w:p>
         </w:tc>
       </w:tr>
@@ -2570,34 +2340,14 @@
                 <w:bCs/>
               </w:rPr>
             </w:pPr>
-            <w:proofErr w:type="spellStart"/>
-            <w:r>
-              <w:rPr>
-                <w:rFonts w:ascii="Arial" w:hAnsi="Arial" w:cs="Arial"/>
-                <w:b/>
-                <w:bCs/>
-              </w:rPr>
-              <w:t>Rumusan</w:t>
-            </w:r>
-            <w:proofErr w:type="spellEnd"/>
-            <w:r>
-              <w:rPr>
-                <w:rFonts w:ascii="Arial" w:hAnsi="Arial" w:cs="Arial"/>
-                <w:b/>
-                <w:bCs/>
-              </w:rPr>
-              <w:t xml:space="preserve"> </w:t>
-            </w:r>
-            <w:proofErr w:type="spellStart"/>
-            <w:r>
-              <w:rPr>
-                <w:rFonts w:ascii="Arial" w:hAnsi="Arial" w:cs="Arial"/>
-                <w:b/>
-                <w:bCs/>
-              </w:rPr>
-              <w:t>Isu</w:t>
-            </w:r>
-            <w:proofErr w:type="spellEnd"/>
+            <w:r>
+              <w:rPr>
+                <w:rFonts w:ascii="Arial" w:hAnsi="Arial" w:cs="Arial"/>
+                <w:b/>
+                <w:bCs/>
+              </w:rPr>
+              <w:t>Rumusan Isu</w:t>
+            </w:r>
           </w:p>
         </w:tc>
         <w:tc>
@@ -2693,23 +2443,13 @@
                 <w:bCs/>
               </w:rPr>
             </w:pPr>
-            <w:proofErr w:type="spellStart"/>
-            <w:r>
-              <w:rPr>
-                <w:rFonts w:ascii="Arial" w:hAnsi="Arial" w:cs="Arial"/>
-                <w:b/>
-                <w:bCs/>
-              </w:rPr>
-              <w:t>Kegiatan</w:t>
-            </w:r>
-            <w:proofErr w:type="spellEnd"/>
-            <w:r>
-              <w:rPr>
-                <w:rFonts w:ascii="Arial" w:hAnsi="Arial" w:cs="Arial"/>
-                <w:b/>
-                <w:bCs/>
-              </w:rPr>
-              <w:t xml:space="preserve"> Ke-2</w:t>
+            <w:r>
+              <w:rPr>
+                <w:rFonts w:ascii="Arial" w:hAnsi="Arial" w:cs="Arial"/>
+                <w:b/>
+                <w:bCs/>
+              </w:rPr>
+              <w:t>Kegiatan Ke-3</w:t>
             </w:r>
           </w:p>
         </w:tc>
@@ -2751,7 +2491,21 @@
                 <w:rFonts w:ascii="Arial" w:hAnsi="Arial" w:cs="Arial"/>
                 <w:lang w:val="sv-SE"/>
               </w:rPr>
-              <w:t>Melakukan pengamatan terhadap proses pengerjaan dokumen disposisi</w:t>
+              <w:t xml:space="preserve">Merancang alur </w:t>
+            </w:r>
+            <w:r>
+              <w:rPr>
+                <w:rFonts w:ascii="Arial" w:hAnsi="Arial" w:cs="Arial"/>
+                <w:lang w:val="sv-SE"/>
+              </w:rPr>
+              <w:t>optimalisasi</w:t>
+            </w:r>
+            <w:r>
+              <w:rPr>
+                <w:rFonts w:ascii="Arial" w:hAnsi="Arial" w:cs="Arial"/>
+                <w:lang w:val="sv-SE"/>
+              </w:rPr>
+              <w:t xml:space="preserve"> arsip dokumen disposisi</w:t>
             </w:r>
           </w:p>
         </w:tc>
@@ -2801,34 +2555,14 @@
                 <w:bCs/>
               </w:rPr>
             </w:pPr>
-            <w:proofErr w:type="spellStart"/>
-            <w:r>
-              <w:rPr>
-                <w:rFonts w:ascii="Arial" w:hAnsi="Arial" w:cs="Arial"/>
-                <w:b/>
-                <w:bCs/>
-              </w:rPr>
-              <w:t>Penyelesaian</w:t>
-            </w:r>
-            <w:proofErr w:type="spellEnd"/>
-            <w:r>
-              <w:rPr>
-                <w:rFonts w:ascii="Arial" w:hAnsi="Arial" w:cs="Arial"/>
-                <w:b/>
-                <w:bCs/>
-              </w:rPr>
-              <w:t xml:space="preserve"> </w:t>
-            </w:r>
-            <w:proofErr w:type="spellStart"/>
-            <w:r>
-              <w:rPr>
-                <w:rFonts w:ascii="Arial" w:hAnsi="Arial" w:cs="Arial"/>
-                <w:b/>
-                <w:bCs/>
-              </w:rPr>
-              <w:t>Kegiatan</w:t>
-            </w:r>
-            <w:proofErr w:type="spellEnd"/>
+            <w:r>
+              <w:rPr>
+                <w:rFonts w:ascii="Arial" w:hAnsi="Arial" w:cs="Arial"/>
+                <w:b/>
+                <w:bCs/>
+              </w:rPr>
+              <w:t>Penyelesaian Kegiatan</w:t>
+            </w:r>
           </w:p>
         </w:tc>
         <w:tc>
@@ -2848,23 +2582,13 @@
                 <w:bCs/>
               </w:rPr>
             </w:pPr>
-            <w:proofErr w:type="spellStart"/>
-            <w:r>
-              <w:rPr>
-                <w:rFonts w:ascii="Arial" w:hAnsi="Arial" w:cs="Arial"/>
-                <w:b/>
-                <w:bCs/>
-              </w:rPr>
-              <w:t>Catatan</w:t>
-            </w:r>
-            <w:proofErr w:type="spellEnd"/>
-            <w:r>
-              <w:rPr>
-                <w:rFonts w:ascii="Arial" w:hAnsi="Arial" w:cs="Arial"/>
-                <w:b/>
-                <w:bCs/>
-              </w:rPr>
-              <w:t xml:space="preserve"> Mentor</w:t>
+            <w:r>
+              <w:rPr>
+                <w:rFonts w:ascii="Arial" w:hAnsi="Arial" w:cs="Arial"/>
+                <w:b/>
+                <w:bCs/>
+              </w:rPr>
+              <w:t>Catatan Mentor</w:t>
             </w:r>
           </w:p>
         </w:tc>
@@ -2913,34 +2637,14 @@
                 <w:bCs/>
               </w:rPr>
             </w:pPr>
-            <w:proofErr w:type="spellStart"/>
-            <w:r>
-              <w:rPr>
-                <w:rFonts w:ascii="Arial" w:hAnsi="Arial" w:cs="Arial"/>
-                <w:b/>
-                <w:bCs/>
-              </w:rPr>
-              <w:t>Tahapan</w:t>
-            </w:r>
-            <w:proofErr w:type="spellEnd"/>
-            <w:r>
-              <w:rPr>
-                <w:rFonts w:ascii="Arial" w:hAnsi="Arial" w:cs="Arial"/>
-                <w:b/>
-                <w:bCs/>
-              </w:rPr>
-              <w:t xml:space="preserve"> </w:t>
-            </w:r>
-            <w:proofErr w:type="spellStart"/>
-            <w:r>
-              <w:rPr>
-                <w:rFonts w:ascii="Arial" w:hAnsi="Arial" w:cs="Arial"/>
-                <w:b/>
-                <w:bCs/>
-              </w:rPr>
-              <w:t>Kegiatan</w:t>
-            </w:r>
-            <w:proofErr w:type="spellEnd"/>
+            <w:r>
+              <w:rPr>
+                <w:rFonts w:ascii="Arial" w:hAnsi="Arial" w:cs="Arial"/>
+                <w:b/>
+                <w:bCs/>
+              </w:rPr>
+              <w:t>Tahapan Kegiatan</w:t>
+            </w:r>
           </w:p>
         </w:tc>
         <w:tc>
@@ -3069,41 +2773,13 @@
                 <w:bCs/>
               </w:rPr>
             </w:pPr>
-            <w:proofErr w:type="spellStart"/>
-            <w:r>
-              <w:rPr>
-                <w:rFonts w:ascii="Arial" w:hAnsi="Arial" w:cs="Arial"/>
-                <w:b/>
-                <w:bCs/>
-              </w:rPr>
-              <w:t>Keterkaitan</w:t>
-            </w:r>
-            <w:proofErr w:type="spellEnd"/>
-            <w:r>
-              <w:rPr>
-                <w:rFonts w:ascii="Arial" w:hAnsi="Arial" w:cs="Arial"/>
-                <w:b/>
-                <w:bCs/>
-              </w:rPr>
-              <w:t xml:space="preserve"> </w:t>
-            </w:r>
-            <w:proofErr w:type="spellStart"/>
-            <w:r>
-              <w:rPr>
-                <w:rFonts w:ascii="Arial" w:hAnsi="Arial" w:cs="Arial"/>
-                <w:b/>
-                <w:bCs/>
-              </w:rPr>
-              <w:t>Substansi</w:t>
-            </w:r>
-            <w:proofErr w:type="spellEnd"/>
-            <w:r>
-              <w:rPr>
-                <w:rFonts w:ascii="Arial" w:hAnsi="Arial" w:cs="Arial"/>
-                <w:b/>
-                <w:bCs/>
-              </w:rPr>
-              <w:t xml:space="preserve"> Mata Pelatihan</w:t>
+            <w:r>
+              <w:rPr>
+                <w:rFonts w:ascii="Arial" w:hAnsi="Arial" w:cs="Arial"/>
+                <w:b/>
+                <w:bCs/>
+              </w:rPr>
+              <w:t>Keterkaitan Substansi Mata Pelatihan</w:t>
             </w:r>
           </w:p>
         </w:tc>
@@ -3163,52 +2839,14 @@
                 <w:bCs/>
               </w:rPr>
             </w:pPr>
-            <w:proofErr w:type="spellStart"/>
-            <w:r>
-              <w:rPr>
-                <w:rFonts w:ascii="Arial" w:hAnsi="Arial" w:cs="Arial"/>
-                <w:b/>
-                <w:bCs/>
-              </w:rPr>
-              <w:t>Kontribusi</w:t>
-            </w:r>
-            <w:proofErr w:type="spellEnd"/>
-            <w:r>
-              <w:rPr>
-                <w:rFonts w:ascii="Arial" w:hAnsi="Arial" w:cs="Arial"/>
-                <w:b/>
-                <w:bCs/>
-              </w:rPr>
-              <w:t xml:space="preserve"> </w:t>
-            </w:r>
-            <w:proofErr w:type="spellStart"/>
-            <w:r>
-              <w:rPr>
-                <w:rFonts w:ascii="Arial" w:hAnsi="Arial" w:cs="Arial"/>
-                <w:b/>
-                <w:bCs/>
-              </w:rPr>
-              <w:t>terhadap</w:t>
-            </w:r>
-            <w:proofErr w:type="spellEnd"/>
-            <w:r>
-              <w:rPr>
-                <w:rFonts w:ascii="Arial" w:hAnsi="Arial" w:cs="Arial"/>
-                <w:b/>
-                <w:bCs/>
-              </w:rPr>
-              <w:t xml:space="preserve"> Tusi </w:t>
-            </w:r>
-            <w:proofErr w:type="spellStart"/>
-            <w:r>
-              <w:rPr>
-                <w:rFonts w:ascii="Arial" w:hAnsi="Arial" w:cs="Arial"/>
-                <w:b/>
-                <w:bCs/>
-              </w:rPr>
-              <w:t>organisasi</w:t>
-            </w:r>
-            <w:proofErr w:type="spellEnd"/>
+            <w:r>
+              <w:rPr>
+                <w:rFonts w:ascii="Arial" w:hAnsi="Arial" w:cs="Arial"/>
+                <w:b/>
+                <w:bCs/>
+              </w:rPr>
+              <w:t>Kontribusi terhadap Tusi organisasi</w:t>
+            </w:r>
           </w:p>
         </w:tc>
         <w:tc>
@@ -3267,34 +2905,14 @@
                 <w:bCs/>
               </w:rPr>
             </w:pPr>
-            <w:proofErr w:type="spellStart"/>
-            <w:r>
-              <w:rPr>
-                <w:rFonts w:ascii="Arial" w:hAnsi="Arial" w:cs="Arial"/>
-                <w:b/>
-                <w:bCs/>
-              </w:rPr>
-              <w:t>Penguatan</w:t>
-            </w:r>
-            <w:proofErr w:type="spellEnd"/>
-            <w:r>
-              <w:rPr>
-                <w:rFonts w:ascii="Arial" w:hAnsi="Arial" w:cs="Arial"/>
-                <w:b/>
-                <w:bCs/>
-              </w:rPr>
-              <w:t xml:space="preserve"> Nilai </w:t>
-            </w:r>
-            <w:proofErr w:type="spellStart"/>
-            <w:r>
-              <w:rPr>
-                <w:rFonts w:ascii="Arial" w:hAnsi="Arial" w:cs="Arial"/>
-                <w:b/>
-                <w:bCs/>
-              </w:rPr>
-              <w:t>Organisasi</w:t>
-            </w:r>
-            <w:proofErr w:type="spellEnd"/>
+            <w:r>
+              <w:rPr>
+                <w:rFonts w:ascii="Arial" w:hAnsi="Arial" w:cs="Arial"/>
+                <w:b/>
+                <w:bCs/>
+              </w:rPr>
+              <w:t>Penguatan Nilai Organisasi</w:t>
+            </w:r>
           </w:p>
         </w:tc>
         <w:tc>
@@ -3424,18 +3042,8 @@
                 <w:b/>
                 <w:bCs/>
               </w:rPr>
-              <w:t xml:space="preserve">Nama </w:t>
-            </w:r>
-            <w:proofErr w:type="spellStart"/>
-            <w:r>
-              <w:rPr>
-                <w:rFonts w:ascii="Arial" w:hAnsi="Arial" w:cs="Arial"/>
-                <w:b/>
-                <w:bCs/>
-              </w:rPr>
-              <w:t>Peserta</w:t>
-            </w:r>
-            <w:proofErr w:type="spellEnd"/>
+              <w:t>Nama Peserta</w:t>
+            </w:r>
           </w:p>
         </w:tc>
         <w:tc>
@@ -3473,35 +3081,7 @@
               <w:rPr>
                 <w:rFonts w:ascii="Arial" w:hAnsi="Arial" w:cs="Arial"/>
               </w:rPr>
-              <w:t xml:space="preserve">Bancar </w:t>
-            </w:r>
-            <w:proofErr w:type="spellStart"/>
-            <w:r>
-              <w:rPr>
-                <w:rFonts w:ascii="Arial" w:hAnsi="Arial" w:cs="Arial"/>
-              </w:rPr>
-              <w:t>Anggono</w:t>
-            </w:r>
-            <w:proofErr w:type="spellEnd"/>
-            <w:r>
-              <w:rPr>
-                <w:rFonts w:ascii="Arial" w:hAnsi="Arial" w:cs="Arial"/>
-              </w:rPr>
-              <w:t xml:space="preserve"> </w:t>
-            </w:r>
-            <w:proofErr w:type="spellStart"/>
-            <w:r>
-              <w:rPr>
-                <w:rFonts w:ascii="Arial" w:hAnsi="Arial" w:cs="Arial"/>
-              </w:rPr>
-              <w:t>Farros</w:t>
-            </w:r>
-            <w:proofErr w:type="spellEnd"/>
-            <w:r>
-              <w:rPr>
-                <w:rFonts w:ascii="Arial" w:hAnsi="Arial" w:cs="Arial"/>
-              </w:rPr>
-              <w:t xml:space="preserve"> Santosa</w:t>
+              <w:t>Bancar Anggono Farros Santosa</w:t>
             </w:r>
           </w:p>
         </w:tc>
@@ -3592,18 +3172,8 @@
                 <w:b/>
                 <w:bCs/>
               </w:rPr>
-              <w:t xml:space="preserve">Unit </w:t>
-            </w:r>
-            <w:proofErr w:type="spellStart"/>
-            <w:r>
-              <w:rPr>
-                <w:rFonts w:ascii="Arial" w:hAnsi="Arial" w:cs="Arial"/>
-                <w:b/>
-                <w:bCs/>
-              </w:rPr>
-              <w:t>Kerja</w:t>
-            </w:r>
-            <w:proofErr w:type="spellEnd"/>
+              <w:t>Unit Kerja</w:t>
+            </w:r>
           </w:p>
         </w:tc>
         <w:tc>
@@ -3637,14 +3207,12 @@
                 <w:rFonts w:ascii="Arial" w:hAnsi="Arial" w:cs="Arial"/>
               </w:rPr>
             </w:pPr>
-            <w:proofErr w:type="spellStart"/>
             <w:r>
               <w:rPr>
                 <w:rFonts w:ascii="Arial" w:hAnsi="Arial" w:cs="Arial"/>
               </w:rPr>
               <w:t>Disminpersau</w:t>
             </w:r>
-            <w:proofErr w:type="spellEnd"/>
           </w:p>
         </w:tc>
       </w:tr>
@@ -3663,7 +3231,6 @@
                 <w:bCs/>
               </w:rPr>
             </w:pPr>
-            <w:proofErr w:type="spellStart"/>
             <w:r>
               <w:rPr>
                 <w:rFonts w:ascii="Arial" w:hAnsi="Arial" w:cs="Arial"/>
@@ -3672,7 +3239,6 @@
               </w:rPr>
               <w:t>Jabatan</w:t>
             </w:r>
-            <w:proofErr w:type="spellEnd"/>
           </w:p>
         </w:tc>
         <w:tc>
@@ -3710,30 +3276,8 @@
               <w:rPr>
                 <w:rFonts w:ascii="Arial" w:hAnsi="Arial" w:cs="Arial"/>
               </w:rPr>
-              <w:t xml:space="preserve">Pranata </w:t>
-            </w:r>
-            <w:proofErr w:type="spellStart"/>
-            <w:r>
-              <w:rPr>
-                <w:rFonts w:ascii="Arial" w:hAnsi="Arial" w:cs="Arial"/>
-              </w:rPr>
-              <w:t>Komputer</w:t>
-            </w:r>
-            <w:proofErr w:type="spellEnd"/>
-            <w:r>
-              <w:rPr>
-                <w:rFonts w:ascii="Arial" w:hAnsi="Arial" w:cs="Arial"/>
-              </w:rPr>
-              <w:t xml:space="preserve"> </w:t>
-            </w:r>
-            <w:proofErr w:type="spellStart"/>
-            <w:r>
-              <w:rPr>
-                <w:rFonts w:ascii="Arial" w:hAnsi="Arial" w:cs="Arial"/>
-              </w:rPr>
-              <w:t>Terampil</w:t>
-            </w:r>
-            <w:proofErr w:type="spellEnd"/>
+              <w:t>Pranata Komputer Terampil</w:t>
+            </w:r>
           </w:p>
         </w:tc>
       </w:tr>
@@ -3752,34 +3296,14 @@
                 <w:bCs/>
               </w:rPr>
             </w:pPr>
-            <w:proofErr w:type="spellStart"/>
-            <w:r>
-              <w:rPr>
-                <w:rFonts w:ascii="Arial" w:hAnsi="Arial" w:cs="Arial"/>
-                <w:b/>
-                <w:bCs/>
-              </w:rPr>
-              <w:t>Rumusan</w:t>
-            </w:r>
-            <w:proofErr w:type="spellEnd"/>
-            <w:r>
-              <w:rPr>
-                <w:rFonts w:ascii="Arial" w:hAnsi="Arial" w:cs="Arial"/>
-                <w:b/>
-                <w:bCs/>
-              </w:rPr>
-              <w:t xml:space="preserve"> </w:t>
-            </w:r>
-            <w:proofErr w:type="spellStart"/>
-            <w:r>
-              <w:rPr>
-                <w:rFonts w:ascii="Arial" w:hAnsi="Arial" w:cs="Arial"/>
-                <w:b/>
-                <w:bCs/>
-              </w:rPr>
-              <w:t>Isu</w:t>
-            </w:r>
-            <w:proofErr w:type="spellEnd"/>
+            <w:r>
+              <w:rPr>
+                <w:rFonts w:ascii="Arial" w:hAnsi="Arial" w:cs="Arial"/>
+                <w:b/>
+                <w:bCs/>
+              </w:rPr>
+              <w:t>Rumusan Isu</w:t>
+            </w:r>
           </w:p>
         </w:tc>
         <w:tc>
@@ -3874,31 +3398,13 @@
                 <w:bCs/>
               </w:rPr>
             </w:pPr>
-            <w:proofErr w:type="spellStart"/>
-            <w:r>
-              <w:rPr>
-                <w:rFonts w:ascii="Arial" w:hAnsi="Arial" w:cs="Arial"/>
-                <w:b/>
-                <w:bCs/>
-              </w:rPr>
-              <w:t>Kegiatan</w:t>
-            </w:r>
-            <w:proofErr w:type="spellEnd"/>
-            <w:r>
-              <w:rPr>
-                <w:rFonts w:ascii="Arial" w:hAnsi="Arial" w:cs="Arial"/>
-                <w:b/>
-                <w:bCs/>
-              </w:rPr>
-              <w:t xml:space="preserve"> Ke-</w:t>
-            </w:r>
-            <w:r>
-              <w:rPr>
-                <w:rFonts w:ascii="Arial" w:hAnsi="Arial" w:cs="Arial"/>
-                <w:b/>
-                <w:bCs/>
-              </w:rPr>
-              <w:t>2</w:t>
+            <w:r>
+              <w:rPr>
+                <w:rFonts w:ascii="Arial" w:hAnsi="Arial" w:cs="Arial"/>
+                <w:b/>
+                <w:bCs/>
+              </w:rPr>
+              <w:t>Kegiatan Ke-3</w:t>
             </w:r>
           </w:p>
         </w:tc>
@@ -3939,7 +3445,21 @@
                 <w:rFonts w:ascii="Arial" w:hAnsi="Arial" w:cs="Arial"/>
                 <w:lang w:val="sv-SE"/>
               </w:rPr>
-              <w:t>Melakukan pengamatan terhadap proses pengerjaan dokumen disposisi</w:t>
+              <w:t xml:space="preserve">Merancang alur </w:t>
+            </w:r>
+            <w:r>
+              <w:rPr>
+                <w:rFonts w:ascii="Arial" w:hAnsi="Arial" w:cs="Arial"/>
+                <w:lang w:val="sv-SE"/>
+              </w:rPr>
+              <w:t>optimalisasi</w:t>
+            </w:r>
+            <w:r>
+              <w:rPr>
+                <w:rFonts w:ascii="Arial" w:hAnsi="Arial" w:cs="Arial"/>
+                <w:lang w:val="sv-SE"/>
+              </w:rPr>
+              <w:t xml:space="preserve"> arsip dokumen disposisi</w:t>
             </w:r>
           </w:p>
         </w:tc>
@@ -3989,34 +3509,14 @@
                 <w:bCs/>
               </w:rPr>
             </w:pPr>
-            <w:proofErr w:type="spellStart"/>
-            <w:r>
-              <w:rPr>
-                <w:rFonts w:ascii="Arial" w:hAnsi="Arial" w:cs="Arial"/>
-                <w:b/>
-                <w:bCs/>
-              </w:rPr>
-              <w:t>Penyelesaian</w:t>
-            </w:r>
-            <w:proofErr w:type="spellEnd"/>
-            <w:r>
-              <w:rPr>
-                <w:rFonts w:ascii="Arial" w:hAnsi="Arial" w:cs="Arial"/>
-                <w:b/>
-                <w:bCs/>
-              </w:rPr>
-              <w:t xml:space="preserve"> </w:t>
-            </w:r>
-            <w:proofErr w:type="spellStart"/>
-            <w:r>
-              <w:rPr>
-                <w:rFonts w:ascii="Arial" w:hAnsi="Arial" w:cs="Arial"/>
-                <w:b/>
-                <w:bCs/>
-              </w:rPr>
-              <w:t>Kegiatan</w:t>
-            </w:r>
-            <w:proofErr w:type="spellEnd"/>
+            <w:r>
+              <w:rPr>
+                <w:rFonts w:ascii="Arial" w:hAnsi="Arial" w:cs="Arial"/>
+                <w:b/>
+                <w:bCs/>
+              </w:rPr>
+              <w:t>Penyelesaian Kegiatan</w:t>
+            </w:r>
           </w:p>
         </w:tc>
         <w:tc>
@@ -4036,23 +3536,13 @@
                 <w:bCs/>
               </w:rPr>
             </w:pPr>
-            <w:proofErr w:type="spellStart"/>
-            <w:r>
-              <w:rPr>
-                <w:rFonts w:ascii="Arial" w:hAnsi="Arial" w:cs="Arial"/>
-                <w:b/>
-                <w:bCs/>
-              </w:rPr>
-              <w:t>Catatan</w:t>
-            </w:r>
-            <w:proofErr w:type="spellEnd"/>
-            <w:r>
-              <w:rPr>
-                <w:rFonts w:ascii="Arial" w:hAnsi="Arial" w:cs="Arial"/>
-                <w:b/>
-                <w:bCs/>
-              </w:rPr>
-              <w:t xml:space="preserve"> </w:t>
+            <w:r>
+              <w:rPr>
+                <w:rFonts w:ascii="Arial" w:hAnsi="Arial" w:cs="Arial"/>
+                <w:b/>
+                <w:bCs/>
+              </w:rPr>
+              <w:t xml:space="preserve">Catatan </w:t>
             </w:r>
             <w:r>
               <w:rPr>
@@ -4117,34 +3607,14 @@
                 <w:bCs/>
               </w:rPr>
             </w:pPr>
-            <w:proofErr w:type="spellStart"/>
-            <w:r>
-              <w:rPr>
-                <w:rFonts w:ascii="Arial" w:hAnsi="Arial" w:cs="Arial"/>
-                <w:b/>
-                <w:bCs/>
-              </w:rPr>
-              <w:t>Tahapan</w:t>
-            </w:r>
-            <w:proofErr w:type="spellEnd"/>
-            <w:r>
-              <w:rPr>
-                <w:rFonts w:ascii="Arial" w:hAnsi="Arial" w:cs="Arial"/>
-                <w:b/>
-                <w:bCs/>
-              </w:rPr>
-              <w:t xml:space="preserve"> </w:t>
-            </w:r>
-            <w:proofErr w:type="spellStart"/>
-            <w:r>
-              <w:rPr>
-                <w:rFonts w:ascii="Arial" w:hAnsi="Arial" w:cs="Arial"/>
-                <w:b/>
-                <w:bCs/>
-              </w:rPr>
-              <w:t>Kegiatan</w:t>
-            </w:r>
-            <w:proofErr w:type="spellEnd"/>
+            <w:r>
+              <w:rPr>
+                <w:rFonts w:ascii="Arial" w:hAnsi="Arial" w:cs="Arial"/>
+                <w:b/>
+                <w:bCs/>
+              </w:rPr>
+              <w:t>Tahapan Kegiatan</w:t>
+            </w:r>
           </w:p>
         </w:tc>
         <w:tc>
@@ -4213,13 +3683,13 @@
                           </pic:cNvPicPr>
                         </pic:nvPicPr>
                         <pic:blipFill rotWithShape="1">
-                          <a:blip r:embed="rId11" cstate="print">
+                          <a:blip r:embed="rId12" cstate="print">
                             <a:biLevel thresh="50000"/>
                             <a:alphaModFix amt="85000"/>
                             <a:extLst>
                               <a:ext uri="{BEBA8EAE-BF5A-486C-A8C5-ECC9F3942E4B}">
                                 <a14:imgProps xmlns:a14="http://schemas.microsoft.com/office/drawing/2010/main">
-                                  <a14:imgLayer r:embed="rId12">
+                                  <a14:imgLayer r:embed="rId13">
                                     <a14:imgEffect>
                                       <a14:brightnessContrast bright="-20000" contrast="-40000"/>
                                     </a14:imgEffect>
@@ -4355,41 +3825,13 @@
                 <w:bCs/>
               </w:rPr>
             </w:pPr>
-            <w:proofErr w:type="spellStart"/>
-            <w:r>
-              <w:rPr>
-                <w:rFonts w:ascii="Arial" w:hAnsi="Arial" w:cs="Arial"/>
-                <w:b/>
-                <w:bCs/>
-              </w:rPr>
-              <w:t>Keterkaitan</w:t>
-            </w:r>
-            <w:proofErr w:type="spellEnd"/>
-            <w:r>
-              <w:rPr>
-                <w:rFonts w:ascii="Arial" w:hAnsi="Arial" w:cs="Arial"/>
-                <w:b/>
-                <w:bCs/>
-              </w:rPr>
-              <w:t xml:space="preserve"> </w:t>
-            </w:r>
-            <w:proofErr w:type="spellStart"/>
-            <w:r>
-              <w:rPr>
-                <w:rFonts w:ascii="Arial" w:hAnsi="Arial" w:cs="Arial"/>
-                <w:b/>
-                <w:bCs/>
-              </w:rPr>
-              <w:t>Substansi</w:t>
-            </w:r>
-            <w:proofErr w:type="spellEnd"/>
-            <w:r>
-              <w:rPr>
-                <w:rFonts w:ascii="Arial" w:hAnsi="Arial" w:cs="Arial"/>
-                <w:b/>
-                <w:bCs/>
-              </w:rPr>
-              <w:t xml:space="preserve"> Mata Pelatihan</w:t>
+            <w:r>
+              <w:rPr>
+                <w:rFonts w:ascii="Arial" w:hAnsi="Arial" w:cs="Arial"/>
+                <w:b/>
+                <w:bCs/>
+              </w:rPr>
+              <w:t>Keterkaitan Substansi Mata Pelatihan</w:t>
             </w:r>
           </w:p>
         </w:tc>
@@ -4449,52 +3891,14 @@
                 <w:bCs/>
               </w:rPr>
             </w:pPr>
-            <w:proofErr w:type="spellStart"/>
-            <w:r>
-              <w:rPr>
-                <w:rFonts w:ascii="Arial" w:hAnsi="Arial" w:cs="Arial"/>
-                <w:b/>
-                <w:bCs/>
-              </w:rPr>
-              <w:t>Kontribusi</w:t>
-            </w:r>
-            <w:proofErr w:type="spellEnd"/>
-            <w:r>
-              <w:rPr>
-                <w:rFonts w:ascii="Arial" w:hAnsi="Arial" w:cs="Arial"/>
-                <w:b/>
-                <w:bCs/>
-              </w:rPr>
-              <w:t xml:space="preserve"> </w:t>
-            </w:r>
-            <w:proofErr w:type="spellStart"/>
-            <w:r>
-              <w:rPr>
-                <w:rFonts w:ascii="Arial" w:hAnsi="Arial" w:cs="Arial"/>
-                <w:b/>
-                <w:bCs/>
-              </w:rPr>
-              <w:t>terhadap</w:t>
-            </w:r>
-            <w:proofErr w:type="spellEnd"/>
-            <w:r>
-              <w:rPr>
-                <w:rFonts w:ascii="Arial" w:hAnsi="Arial" w:cs="Arial"/>
-                <w:b/>
-                <w:bCs/>
-              </w:rPr>
-              <w:t xml:space="preserve"> Tusi </w:t>
-            </w:r>
-            <w:proofErr w:type="spellStart"/>
-            <w:r>
-              <w:rPr>
-                <w:rFonts w:ascii="Arial" w:hAnsi="Arial" w:cs="Arial"/>
-                <w:b/>
-                <w:bCs/>
-              </w:rPr>
-              <w:t>organisasi</w:t>
-            </w:r>
-            <w:proofErr w:type="spellEnd"/>
+            <w:r>
+              <w:rPr>
+                <w:rFonts w:ascii="Arial" w:hAnsi="Arial" w:cs="Arial"/>
+                <w:b/>
+                <w:bCs/>
+              </w:rPr>
+              <w:t>Kontribusi terhadap Tusi organisasi</w:t>
+            </w:r>
           </w:p>
         </w:tc>
         <w:tc>
@@ -4553,34 +3957,14 @@
                 <w:bCs/>
               </w:rPr>
             </w:pPr>
-            <w:proofErr w:type="spellStart"/>
-            <w:r>
-              <w:rPr>
-                <w:rFonts w:ascii="Arial" w:hAnsi="Arial" w:cs="Arial"/>
-                <w:b/>
-                <w:bCs/>
-              </w:rPr>
-              <w:t>Penguatan</w:t>
-            </w:r>
-            <w:proofErr w:type="spellEnd"/>
-            <w:r>
-              <w:rPr>
-                <w:rFonts w:ascii="Arial" w:hAnsi="Arial" w:cs="Arial"/>
-                <w:b/>
-                <w:bCs/>
-              </w:rPr>
-              <w:t xml:space="preserve"> Nilai </w:t>
-            </w:r>
-            <w:proofErr w:type="spellStart"/>
-            <w:r>
-              <w:rPr>
-                <w:rFonts w:ascii="Arial" w:hAnsi="Arial" w:cs="Arial"/>
-                <w:b/>
-                <w:bCs/>
-              </w:rPr>
-              <w:t>Organisasi</w:t>
-            </w:r>
-            <w:proofErr w:type="spellEnd"/>
+            <w:r>
+              <w:rPr>
+                <w:rFonts w:ascii="Arial" w:hAnsi="Arial" w:cs="Arial"/>
+                <w:b/>
+                <w:bCs/>
+              </w:rPr>
+              <w:t>Penguatan Nilai Organisasi</w:t>
+            </w:r>
           </w:p>
         </w:tc>
         <w:tc>
@@ -4642,6 +4026,15 @@
         <w:spacing w:after="0" w:line="360" w:lineRule="auto"/>
         <w:ind w:left="360"/>
         <w:jc w:val="both"/>
+        <w:rPr>
+          <w:rFonts w:ascii="Arial" w:hAnsi="Arial" w:cs="Arial"/>
+          <w:b/>
+          <w:bCs/>
+        </w:rPr>
+      </w:pPr>
+    </w:p>
+    <w:p>
+      <w:pPr>
         <w:rPr>
           <w:rFonts w:ascii="Arial" w:hAnsi="Arial" w:cs="Arial"/>
           <w:b/>
